--- a/dist/final_packages/LuanAn_5Chuong_20260521/chuong_2_tong_quan_tai_lieu_vi.docx
+++ b/dist/final_packages/LuanAn_5Chuong_20260521/chuong_2_tong_quan_tai_lieu_vi.docx
@@ -447,7 +447,7 @@
         <w:pStyle w:val="BodyText"/>
       </w:pPr>
       <w:r>
-        <w:t xml:space="preserve">Nhìn chung, bằng chứng meta-analytic cho thấy ba kết luận quan trọng: tác động tổng hợp của quốc tế hóa lên hiệu quả là dương nhưng khiêm tốn; mức dị biệt cực kỳ cao; và các moderator bối cảnh, đặc biệt là thể chế quốc gia, năng lực doanh nghiệp, và đặc điểm ngành, là những nguồn giải thích chính cho sự khác biệt giữa các nghiên cứu. Đây là luận điểm cơ bản biện hộ cho sự cần thiết của một khung giải thích đa tầng.</w:t>
+        <w:t xml:space="preserve">Nhìn chung, bằng chứng meta-analytic cho thấy ba kết luận quan trọng: tác động tổng hợp của quốc tế hóa lên hiệu quả là dương nhưng khiêm tốn; mức dị biệt rất cao; và các moderator bối cảnh, đặc biệt là thể chế quốc gia, năng lực doanh nghiệp, và đặc điểm ngành, là những nguồn giải thích chính cho sự khác biệt giữa các nghiên cứu. Đây là luận điểm cơ bản biện hộ cho sự cần thiết của một khung giải thích đa tầng.</w:t>
       </w:r>
     </w:p>
     <w:bookmarkEnd w:id="32"/>
@@ -465,7 +465,7 @@
         <w:pStyle w:val="FirstParagraph"/>
       </w:pPr>
       <w:r>
-        <w:t xml:space="preserve">Châu Á là bối cảnh đặc biệt quan trọng và đặc thù trong literature I–P vì nhiều lý do. Thứ nhất, sự đa dạng thể chế trong khu vực là ngoại lệ không có ở bất kỳ khu vực nào khác trên thế giới: từ Singapore với chất lượng quản trị đứng hàng đầu thế giới đến Afghanistan với chất lượng quản trị cực kỳ yếu, từ Nhật Bản với nền kinh tế phát triển hoàn thiện đến các Pacific SIDS với quy mô siêu nhỏ và hạ tầng thể chế còn sơ khai (Khanna &amp; Palepu, 2010; Peng, 2003). Thứ hai, tốc độ chuyển đổi số và hội nhập quốc tế rất không đồng đều giữa các quốc gia trong khu vực, tạo ra "thí nghiệm tự nhiên" về ảnh hưởng của bối cảnh thể chế và năng lực số đến kết quả quốc tế hóa.</w:t>
+        <w:t xml:space="preserve">Châu Á là bối cảnh đặc biệt quan trọng và đặc thù trong literature I–P vì nhiều lý do. Thứ nhất, sự đa dạng thể chế trong khu vực là ngoại lệ không có ở bất kỳ khu vực nào khác trên thế giới: từ Singapore với chất lượng quản trị đứng hàng đầu thế giới đến Afghanistan với chất lượng quản trị rất yếu, từ Nhật Bản với nền kinh tế phát triển hoàn thiện đến các Pacific SIDS với quy mô siêu nhỏ và hạ tầng thể chế còn sơ khai (Khanna &amp; Palepu, 2010; Peng, 2003). Thứ hai, tốc độ chuyển đổi số và hội nhập quốc tế rất không đồng đều giữa các quốc gia trong khu vực, tạo ra "thí nghiệm tự nhiên" về ảnh hưởng của bối cảnh thể chế và năng lực số đến kết quả quốc tế hóa.</w:t>
       </w:r>
     </w:p>
     <w:p>
@@ -587,7 +587,7 @@
         <w:t xml:space="preserve"> </w:t>
       </w:r>
       <w:r>
-        <w:t xml:space="preserve">Mặc dù châu Á là khu vực kinh tế năng động và đa dạng nhất thế giới, literature về I–P vẫn thiếu bằng chứng đa quốc gia bao quát đủ rộng để kiểm định khả năng tổng quát hóa của các lý thuyết. Pool 17 nước của Do và Phan (2026a) là baseline lớn nhất hiện có trong literature về châu Á, nhưng vẫn chưa bao gồm các nền kinh tế frontier và Pacific SIDS, những địa điểm cực kỳ quan trọng để kiểm định boundary conditions. Thiếu vắng các bằng chứng này khiến cho các lý thuyết về I–P, vốn được xây dựng chủ yếu trên dữ liệu từ Nhật Bản, Hàn Quốc, và các nền kinh tế tiên tiến, có nguy cơ bị áp dụng sai trong bối cảnh các nền kinh tế đang phát triển và chuyển đổi ở châu Á.</w:t>
+        <w:t xml:space="preserve">Mặc dù châu Á là khu vực kinh tế năng động và đa dạng nhất thế giới, literature về I–P vẫn thiếu bằng chứng đa quốc gia bao quát đủ rộng để kiểm định khả năng tổng quát hóa của các lý thuyết. Pool 17 nước của Do và Phan (2026a) là baseline lớn nhất hiện có trong literature về châu Á, nhưng vẫn chưa bao gồm các nền kinh tế frontier và Pacific SIDS, những địa điểm rất quan trọng để kiểm định boundary conditions. Thiếu vắng các bằng chứng này khiến cho các lý thuyết về I–P, vốn được xây dựng chủ yếu trên dữ liệu từ Nhật Bản, Hàn Quốc, và các nền kinh tế tiên tiến, có nguy cơ bị áp dụng sai trong bối cảnh các nền kinh tế đang phát triển và chuyển đổi ở châu Á.</w:t>
       </w:r>
     </w:p>
     <w:p>
@@ -673,7 +673,7 @@
         <w:pStyle w:val="BodyText"/>
       </w:pPr>
       <w:r>
-        <w:t xml:space="preserve">Tầng vĩ mô, bối cảnh thể chế, được vận hành hóa bằng khung ICRV với sáu sub-regime theo gradient từ Advanced Innovation-Driven đến Pacific SIDS. Ở tầng này, ICRV điều tiết mối quan hệ I–P thông qua hai cơ chế: (i) mức độ khoảng trống thể chế (institutional voids) ảnh hưởng đến chi phí giao dịch xuyên biên giới; và (ii) chất lượng thể chế ảnh hưởng đến khả năng doanh nghiệp khai thác lợi ích từ quốc tế hóa. Ở các nền kinh tế frontier và SIDS, khoảng trống thể chế cực kỳ lớn có thể đảo ngược quan hệ I–P, biến lợi ích tiềm năng thành tổn thất thực tế (Do &amp; Phan, 2026b).</w:t>
+        <w:t xml:space="preserve">Tầng vĩ mô, bối cảnh thể chế, được vận hành hóa bằng khung ICRV với sáu sub-regime theo gradient từ Advanced Innovation-Driven đến Pacific SIDS. Ở tầng này, ICRV điều tiết mối quan hệ I–P thông qua hai cơ chế: (i) mức độ khoảng trống thể chế (institutional voids) ảnh hưởng đến chi phí giao dịch xuyên biên giới; và (ii) chất lượng thể chế ảnh hưởng đến khả năng doanh nghiệp khai thác lợi ích từ quốc tế hóa. Ở các nền kinh tế frontier và SIDS, khoảng trống thể chế rất lớn có thể đảo ngược quan hệ I–P, biến lợi ích tiềm năng thành tổn thất thực tế (Do &amp; Phan, 2026b).</w:t>
       </w:r>
     </w:p>
     <w:p>

--- a/dist/final_packages/LuanAn_5Chuong_20260521/chuong_2_tong_quan_tai_lieu_vi.docx
+++ b/dist/final_packages/LuanAn_5Chuong_20260521/chuong_2_tong_quan_tai_lieu_vi.docx
@@ -16,7 +16,7 @@
         <w:pStyle w:val="FirstParagraph"/>
       </w:pPr>
       <w:r>
-        <w:t xml:space="preserve">Chương 2 có nhiệm vụ hệ thống hóa các khái niệm cốt lõi và lý thuyết nền tảng, lược khảo và đánh giá các công trình thực nghiệm đã công bố về mối quan hệ giữa quốc tế hóa và hiệu quả hoạt động doanh nghiệp, xác định những khoảng trống còn tồn tại trong literature, và từ đó xây dựng khung khái niệm tích hợp cùng hệ giả thuyết nghiên cứu H1–H6 cho luận án. Logic của chương đi từ nền tảng khái niệm đến lý thuyết, từ bằng chứng thực nghiệm đến khoảng trống, và từ khoảng trống đến mô hình nghiên cứu và giả thuyết.</w:t>
+        <w:t xml:space="preserve">Chương 2 hệ thống hóa các khái niệm cốt lõi và lý thuyết nền tảng. Chương lược khảo các công trình thực nghiệm đã công bố về mối quan hệ giữa quốc tế hóa và hiệu quả hoạt động doanh nghiệp, đồng thời xác định những khoảng trống còn tồn tại trong literature. Trên cơ sở đó, chương xây dựng khung khái niệm tích hợp cùng hệ giả thuyết nghiên cứu H1–H6 cho luận án. Logic của chương đi từ nền tảng khái niệm đến lý thuyết, từ bằng chứng thực nghiệm đến khoảng trống, và từ khoảng trống đến mô hình nghiên cứu và giả thuyết.</w:t>
       </w:r>
     </w:p>
     <w:p>
@@ -49,23 +49,23 @@
         <w:pStyle w:val="FirstParagraph"/>
       </w:pPr>
       <w:r>
-        <w:t xml:space="preserve">Quốc tế hóa doanh nghiệp (internationalization) được hiểu là mức độ và phạm vi tham gia của một doanh nghiệp vào các hoạt động kinh tế có yếu tố quốc tế, bao gồm xuất khẩu hàng hóa và dịch vụ, đầu tư trực tiếp ra nước ngoài, liên doanh quốc tế, cấp phép công nghệ xuyên biên giới, và thiết lập mạng lưới phân phối ở thị trường nước ngoài (Sullivan, 1994; Hitt et al., 2006). Khái niệm này không đồng nhất với "toàn cầu hóa", vốn mang nghĩa một xu hướng kinh tế vĩ mô, mà là một thuộc tính đo lường được ở cấp độ doanh nghiệp, phản ánh chiến lược mở rộng quốc tế và mức độ phụ thuộc vào thị trường nước ngoài.</w:t>
-      </w:r>
-    </w:p>
-    <w:p>
-      <w:pPr>
-        <w:pStyle w:val="BodyText"/>
-      </w:pPr>
-      <w:r>
-        <w:t xml:space="preserve">Trong literature, mức độ quốc tế hóa được vận hành hóa bằng nhiều thước đo khác nhau. Sullivan (1994) đề xuất một chỉ số tổng hợp đa chiều bao gồm tỷ trọng doanh thu từ nước ngoài trên tổng doanh thu (foreign sales to total sales, FSTS), tỷ trọng tài sản ở nước ngoài trên tổng tài sản (foreign assets to total assets, FATA), và phạm vi địa lý (geographic scope). Trong những nghiên cứu sử dụng dữ liệu doanh nghiệp từ các nền kinh tế đang phát triển và từ khảo sát doanh nghiệp của Ngân hàng Thế giới (World Bank Enterprise Surveys — WBES), thước đo phổ biến nhất là cường độ xuất khẩu (export intensity), tức là tỷ lệ phần trăm doanh thu xuất khẩu trên tổng doanh thu, hay tương đương với FSTS theo nghĩa rộng (Johanson &amp; Vahlne, 1977; Lu &amp; Beamish, 2004). Luận án này sử dụng FSTS và bình phương FSTS (FSTS²) làm thước đo chính về mức độ quốc tế hóa, với lý do phù hợp với cấu trúc dữ liệu WBES và nhất quán với các nghiên cứu I–P sử dụng bộ dữ liệu tương tự (Bhandari et al., 2023; Do &amp; Phan, 2026a).</w:t>
-      </w:r>
-    </w:p>
-    <w:p>
-      <w:pPr>
-        <w:pStyle w:val="BodyText"/>
-      </w:pPr>
-      <w:r>
-        <w:t xml:space="preserve">Điều quan trọng cần lưu ý là quốc tế hóa không phải là một trạng thái nhị phân, mà là một biến liên tục biểu thị cường độ tham gia thị trường quốc tế, có thể thay đổi theo thời gian và phản ánh quá trình cam kết tích lũy của doanh nghiệp vào các thị trường nước ngoài (Johanson &amp; Vahlne, 1977, 2009).</w:t>
+        <w:t xml:space="preserve">Quốc tế hóa doanh nghiệp (internationalization) được hiểu là mức độ và phạm vi tham gia của một doanh nghiệp vào các hoạt động kinh tế có yếu tố quốc tế. Phạm vi này bao gồm xuất khẩu hàng hóa và dịch vụ, đầu tư trực tiếp ra nước ngoài, liên doanh quốc tế, cấp phép công nghệ xuyên biên giới, và thiết lập mạng lưới phân phối ở thị trường nước ngoài (Sullivan, 1994; Hitt et al., 2006). Khái niệm này không đồng nhất với "toàn cầu hóa", vốn mang nghĩa một xu hướng kinh tế vĩ mô. Quốc tế hóa là một thuộc tính đo lường được ở cấp độ doanh nghiệp, phản ánh chiến lược mở rộng quốc tế và mức độ phụ thuộc vào thị trường nước ngoài.</w:t>
+      </w:r>
+    </w:p>
+    <w:p>
+      <w:pPr>
+        <w:pStyle w:val="BodyText"/>
+      </w:pPr>
+      <w:r>
+        <w:t xml:space="preserve">Trong tài liệu hiện có, mức độ quốc tế hóa được vận hành hóa bằng nhiều thước đo khác nhau. Sullivan (1994) đề xuất một chỉ số tổng hợp đa chiều gồm ba thành phần. Các thành phần đó là tỷ trọng doanh thu từ nước ngoài trên tổng doanh thu (foreign sales to total sales, FSTS), tỷ trọng tài sản ở nước ngoài trên tổng tài sản (foreign assets to total assets, FATA), và phạm vi địa lý (geographic scope). Trong các nghiên cứu sử dụng dữ liệu doanh nghiệp từ các nền kinh tế đang phát triển và từ khảo sát doanh nghiệp của Ngân hàng Thế giới (World Bank Enterprise Surveys, WBES), thước đo phổ biến nhất là cường độ xuất khẩu (export intensity). Cường độ xuất khẩu được tính bằng tỷ lệ phần trăm doanh thu xuất khẩu trên tổng doanh thu, tương đương với FSTS theo nghĩa rộng (Johanson &amp; Vahlne, 1977; Lu &amp; Beamish, 2004). Luận án này sử dụng FSTS và bình phương FSTS (FSTS²) làm thước đo chính về mức độ quốc tế hóa. Lựa chọn này phù hợp với cấu trúc dữ liệu WBES và nhất quán với các nghiên cứu I–P sử dụng bộ dữ liệu tương tự (Bhandari et al., 2023; Do &amp; Phan, 2026a).</w:t>
+      </w:r>
+    </w:p>
+    <w:p>
+      <w:pPr>
+        <w:pStyle w:val="BodyText"/>
+      </w:pPr>
+      <w:r>
+        <w:t xml:space="preserve">Cần lưu ý rằng quốc tế hóa không phải là trạng thái nhị phân mà là biến liên tục biểu thị cường độ tham gia thị trường quốc tế. Biến này có thể thay đổi theo thời gian và phản ánh quá trình cam kết tích lũy của doanh nghiệp vào các thị trường nước ngoài (Johanson &amp; Vahlne, 1977, 2009).</w:t>
       </w:r>
     </w:p>
     <w:bookmarkEnd w:id="20"/>
@@ -83,23 +83,23 @@
         <w:pStyle w:val="FirstParagraph"/>
       </w:pPr>
       <w:r>
-        <w:t xml:space="preserve">Hiệu quả hoạt động doanh nghiệp (firm performance) là một khái niệm đa chiều không có một định nghĩa hoặc thước đo thống nhất trong literature. Combs et al. (2005) và Richard et al. (2009) phân biệt ba nhóm thước đo chính: (i) thước đo dựa trên kế toán (accounting-based), bao gồm tỷ suất sinh lời trên tổng tài sản (ROA), tỷ suất sinh lời trên vốn chủ sở hữu (ROE), và tỷ suất sinh lời trên doanh thu (ROS); (ii) thước đo dựa trên thị trường tài chính (market-based), bao gồm Tobin's Q và tổng lợi nhuận cổ đông; và (iii) thước đo dựa trên năng suất và tăng trưởng (productivity-based), bao gồm năng suất lao động (labor productivity) và tăng trưởng doanh thu.</w:t>
-      </w:r>
-    </w:p>
-    <w:p>
-      <w:pPr>
-        <w:pStyle w:val="BodyText"/>
-      </w:pPr>
-      <w:r>
-        <w:t xml:space="preserve">Trong bối cảnh nghiên cứu sử dụng dữ liệu WBES, vốn không cung cấp thông tin về giá cổ phiếu hay giá trị thị trường, thước đo năng suất lao động là lựa chọn phổ biến nhất và phù hợp nhất về mặt kỹ thuật. Năng suất lao động được tính bằng logarithm tự nhiên của tỷ số doanh thu hàng năm trên số lao động toàn thời gian (ln(doanh thu/lao động)), cho phép so sánh chuẩn hóa giữa các doanh nghiệp thuộc các quốc gia, ngành nghề và quy mô khác nhau (Do &amp; Phan, 2026a). Luận án sử dụng thước đo này làm biến phụ thuộc chính, với ROS và tăng trưởng doanh thu được sử dụng như các thước đo robustness để kiểm tra tính nhất quán của kết quả.</w:t>
-      </w:r>
-    </w:p>
-    <w:p>
-      <w:pPr>
-        <w:pStyle w:val="BodyText"/>
-      </w:pPr>
-      <w:r>
-        <w:t xml:space="preserve">Cần nhấn mạnh rằng việc chọn thước đo hiệu quả không chỉ là quyết định kỹ thuật, mà còn phản ánh quan niệm lý thuyết về hiệu quả. Trong bối cảnh quốc tế hóa ở các nền kinh tế đang phát triển, năng suất lao động phản ánh trực tiếp khả năng chuyển hóa nguồn lực đầu vào thành kết quả đầu ra, qua đó thể hiện năng lực cạnh tranh thực chất của doanh nghiệp, khác với ROA vốn bị ảnh hưởng bởi cấu trúc tài sản và hệ thống kế toán đặc thù của từng quốc gia.</w:t>
+        <w:t xml:space="preserve">Hiệu quả hoạt động doanh nghiệp (firm performance) là một khái niệm đa chiều, không có định nghĩa hoặc thước đo thống nhất trong literature. Combs et al. (2005) và Richard et al. (2009) phân biệt ba nhóm thước đo chính. Nhóm thứ nhất là thước đo dựa trên kế toán (accounting-based), gồm tỷ suất sinh lời trên tổng tài sản (ROA), tỷ suất sinh lời trên vốn chủ sở hữu (ROE), và tỷ suất sinh lời trên doanh thu (ROS). Nhóm thứ hai là thước đo dựa trên thị trường tài chính (market-based), gồm Tobin's Q và tổng lợi nhuận cổ đông. Nhóm thứ ba là thước đo dựa trên năng suất và tăng trưởng (productivity-based), gồm năng suất lao động (labor productivity) và tăng trưởng doanh thu.</w:t>
+      </w:r>
+    </w:p>
+    <w:p>
+      <w:pPr>
+        <w:pStyle w:val="BodyText"/>
+      </w:pPr>
+      <w:r>
+        <w:t xml:space="preserve">Trong bối cảnh nghiên cứu sử dụng dữ liệu WBES, vốn không cung cấp thông tin về giá cổ phiếu hay giá trị thị trường, thước đo năng suất lao động là lựa chọn phổ biến nhất và phù hợp nhất về mặt kỹ thuật. Năng suất lao động được tính bằng logarithm tự nhiên của tỷ số doanh thu hàng năm trên số lao động toàn thời gian, tức ln(doanh thu/lao động). Cách tính này cho phép so sánh chuẩn hóa giữa các doanh nghiệp thuộc các quốc gia, ngành nghề và quy mô khác nhau (Do &amp; Phan, 2026a). Luận án sử dụng thước đo này làm biến phụ thuộc chính, với ROS và tăng trưởng doanh thu được sử dụng như các thước đo robustness để kiểm tra tính nhất quán của kết quả.</w:t>
+      </w:r>
+    </w:p>
+    <w:p>
+      <w:pPr>
+        <w:pStyle w:val="BodyText"/>
+      </w:pPr>
+      <w:r>
+        <w:t xml:space="preserve">Cần nhấn mạnh rằng việc chọn thước đo hiệu quả không chỉ là quyết định kỹ thuật, mà còn phản ánh quan niệm lý thuyết về hiệu quả. Trong bối cảnh quốc tế hóa ở các nền kinh tế đang phát triển, năng suất lao động phản ánh trực tiếp khả năng chuyển hóa nguồn lực đầu vào thành kết quả đầu ra. Thước đo này thể hiện năng lực cạnh tranh thực chất của doanh nghiệp, khác với ROA vốn bị ảnh hưởng bởi cấu trúc tài sản và hệ thống kế toán đặc thù của từng quốc gia.</w:t>
       </w:r>
     </w:p>
     <w:bookmarkEnd w:id="21"/>
@@ -125,23 +125,23 @@
         <w:pStyle w:val="BodyText"/>
       </w:pPr>
       <w:r>
-        <w:t xml:space="preserve">Năng lực công nghệ (TCI) đề cập đến chiều sâu của năng lực công nghệ được nhập vào tổ chức, phản ánh khả năng hấp thụ, khai thác và phát triển tri thức công nghệ tiên tiến. Các chỉ báo tiêu biểu bao gồm việc sở hữu chứng nhận chất lượng quốc tế (ISO hoặc tương đương) và sử dụng công nghệ được cấp phép từ các đối tác nước ngoài. Về bản chất lý thuyết, TCI gần với khái niệm năng lực hấp thụ (absorptive capacity) của Cohen và Levinthal (1990) và năng lực công nghệ của Lall (1992), đây là chiều sâu nội tại của tổ chức, khó sao chép và tạo ra lợi thế bền vững theo tinh thần RBV (Barney, 1991).</w:t>
-      </w:r>
-    </w:p>
-    <w:p>
-      <w:pPr>
-        <w:pStyle w:val="BodyText"/>
-      </w:pPr>
-      <w:r>
-        <w:t xml:space="preserve">Chỉ số chấp nhận số (Digital Adoption Index, DAI), ngược lại, phản ánh mức độ áp dụng các công cụ số tại giao diện ngoại tại của doanh nghiệp, bao gồm việc sở hữu website, sử dụng email trong giao dịch kinh doanh, thanh toán điện tử, và bán hàng trực tuyến. Đây là các công cụ số có tính bề mặt (surface digital tools) theo phân loại của Verhoef et al. (2021), tức là nằm ở cấp độ số hóa (digitization) và số hóa quy trình (digitalization), chưa đạt đến cấp độ chuyển đổi số toàn diện (digital transformation). Trong phạm vi luận án, DAI được đo bằng proxy "foundational website adoption" từ dữ liệu WBES, đây là ràng buộc đo lường có chủ đích do giới hạn của bộ dữ liệu, không phải thiếu sót lý thuyết.</w:t>
-      </w:r>
-    </w:p>
-    <w:p>
-      <w:pPr>
-        <w:pStyle w:val="BodyText"/>
-      </w:pPr>
-      <w:r>
-        <w:t xml:space="preserve">Hai construct TCI và DAI không đồng nhất và vận hành theo cơ chế khác nhau trong mối quan hệ quốc tế hóa, hiệu quả: TCI hoạt động chủ yếu như một nhân tố nâng mặt bằng hiệu quả (level shifter), trong khi DAI có xu hướng làm thay đổi độ dốc hoặc độ cong của đường quan hệ I–P tùy theo bối cảnh (Bhandari et al., 2023; Chen &amp; Meng, 2022). Việc duy trì sự phân biệt rõ ràng này trong suốt luận án là điều kiện tiên quyết để đảm bảo tính thuần khiết của cấu trúc (construct purity) theo tiêu chuẩn của Coltman et al. (2008).</w:t>
+        <w:t xml:space="preserve">Năng lực công nghệ (TCI) đề cập đến chiều sâu của năng lực công nghệ được nhập vào tổ chức, phản ánh khả năng hấp thụ, khai thác và phát triển tri thức công nghệ tiên tiến. Các chỉ báo tiêu biểu bao gồm việc sở hữu chứng nhận chất lượng quốc tế (ISO hoặc tương đương) và sử dụng công nghệ được cấp phép từ các đối tác nước ngoài. Về bản chất lý thuyết, TCI gần với khái niệm năng lực hấp thụ (absorptive capacity) của Cohen và Levinthal (1990) và năng lực công nghệ của Lall (1992). TCI là chiều sâu nội tại của tổ chức, khó sao chép và tạo ra lợi thế bền vững theo tinh thần RBV (Barney, 1991).</w:t>
+      </w:r>
+    </w:p>
+    <w:p>
+      <w:pPr>
+        <w:pStyle w:val="BodyText"/>
+      </w:pPr>
+      <w:r>
+        <w:t xml:space="preserve">Trái lại, chỉ số chấp nhận số (Digital Adoption Index, DAI) phản ánh mức độ áp dụng các công cụ số tại giao diện ngoại tại của doanh nghiệp. Các công cụ này bao gồm sở hữu website, sử dụng email trong giao dịch kinh doanh, thanh toán điện tử, và bán hàng trực tuyến. Đây là các công cụ số có tính bề mặt (surface digital tools) theo phân loại của Verhoef et al. (2021), tức là nằm ở cấp độ số hóa (digitization) và số hóa quy trình (digitalization), chưa đạt đến cấp độ chuyển đổi số toàn diện (digital transformation). Trong phạm vi luận án, DAI được đo bằng proxy "foundational website adoption" từ dữ liệu WBES, đây là ràng buộc đo lường có chủ đích do giới hạn của bộ dữ liệu, không phải thiếu sót lý thuyết.</w:t>
+      </w:r>
+    </w:p>
+    <w:p>
+      <w:pPr>
+        <w:pStyle w:val="BodyText"/>
+      </w:pPr>
+      <w:r>
+        <w:t xml:space="preserve">Hai construct TCI và DAI không đồng nhất và vận hành theo cơ chế khác nhau trong mối quan hệ quốc tế hóa-hiệu quả. TCI hoạt động chủ yếu như một nhân tố nâng mặt bằng hiệu quả (level shifter). Trong khi đó, DAI có xu hướng làm thay đổi độ dốc hoặc độ cong của đường quan hệ I–P tùy theo bối cảnh (Bhandari et al., 2023; Chen &amp; Meng, 2022). Việc duy trì sự phân biệt rõ ràng này trong suốt luận án là điều kiện tiên quyết để đảm bảo tính thuần khiết của cấu trúc (construct purity) theo tiêu chuẩn của Coltman et al. (2008).</w:t>
       </w:r>
     </w:p>
     <w:bookmarkEnd w:id="22"/>
@@ -167,7 +167,7 @@
         <w:pStyle w:val="BodyText"/>
       </w:pPr>
       <w:r>
-        <w:t xml:space="preserve">Để vận hành hóa bối cảnh thể chế đa cấp và đa quốc gia trong luận án, khung ICRV (Institutional Context Regime Variation — Biến thiên chế độ bối cảnh thể chế) được phát triển như một công cụ phân loại có hệ thống. Khung ICRV chia 47 nền kinh tế trong phạm vi nghiên cứu thành sáu nhóm (sub-regime), dựa trên tổ hợp các chỉ số quản trị toàn cầu (World Governance Indicators — WGI) của Kaufmann et al. (2011), mức độ phát triển kinh tế, và đặc trưng cấu trúc thể chế: Nhóm I (Advanced Innovation-Driven, bao gồm Singapore, Hong Kong, Đài Loan, Hàn Quốc), Nhóm II (Advanced Resource-Driven, bao gồm các nền kinh tế vùng Vịnh), Nhóm III (Upper-middle, điển hình là Trung Quốc), Nhóm IV (Lower-middle transition, bao gồm Việt Nam và Ấn Độ), Nhóm V (Frontier), và Nhóm VI (Pacific SIDS — Small Island Developing States). Khung này mở rộng từ phân loại thể chế của Khanna và Palepu (2010) và được điều chỉnh để phản ánh thực tiễn đa dạng của châu Á và khu vực lân cận.</w:t>
+        <w:t xml:space="preserve">Để vận hành hóa bối cảnh thể chế đa cấp và đa quốc gia trong luận án, khung ICRV (Institutional Context Regime Variation — Biến thiên chế độ bối cảnh thể chế) được phát triển như một công cụ phân loại có hệ thống. Khung ICRV chia 47 nền kinh tế trong phạm vi nghiên cứu thành sáu nhóm (sub-regime). Việc phân nhóm dựa trên tổ hợp các chỉ số quản trị toàn cầu (World Governance Indicators — WGI) của Kaufmann et al. (2011), mức độ phát triển kinh tế, và đặc trưng cấu trúc thể chế. Sáu nhóm bao gồm: Nhóm I (Advanced Innovation-Driven), Nhóm II (Advanced Resource-Driven), Nhóm III (Upper-middle), Nhóm IV (Lower-middle transition), Nhóm V (Frontier), và Nhóm VI (Pacific SIDS — Small Island Developing States). Đại diện điển hình lần lượt là: Singapore, Hong Kong, Đài Loan, Hàn Quốc (Nhóm I); các nền kinh tế vùng Vịnh (Nhóm II); Trung Quốc (Nhóm III); Việt Nam và Ấn Độ (Nhóm IV). Khung này mở rộng từ phân loại thể chế của Khanna và Palepu (2010) và được điều chỉnh để phản ánh thực tiễn đa dạng của châu Á và khu vực lân cận.</w:t>
       </w:r>
     </w:p>
     <w:p>
@@ -210,23 +210,23 @@
         <w:pStyle w:val="FirstParagraph"/>
       </w:pPr>
       <w:r>
-        <w:t xml:space="preserve">Mô hình Uppsala (Johanson &amp; Vahlne, 1977) là một trong những lý thuyết có ảnh hưởng sâu rộng nhất trong nghiên cứu về quốc tế hóa doanh nghiệp. Được xây dựng trên cơ sở quan sát quá trình quốc tế hóa của các doanh nghiệp Thụy Điển, mô hình đề xuất rằng doanh nghiệp quốc tế hóa theo một quá trình tuần tự và tích lũy, trong đó tri thức thị trường nước ngoài và cam kết nguồn lực vào thị trường đó tác động lẫn nhau theo vòng lặp phản hồi. Doanh nghiệp bắt đầu bằng xuất khẩu gián tiếp, tiến đến đại lý độc lập, sau đó là chi nhánh kinh doanh, và cuối cùng là sản xuất tại nước ngoài, phản ánh mức độ cam kết và tri thức ngày càng tăng.</w:t>
-      </w:r>
-    </w:p>
-    <w:p>
-      <w:pPr>
-        <w:pStyle w:val="BodyText"/>
-      </w:pPr>
-      <w:r>
-        <w:t xml:space="preserve">Một trong những khái niệm trọng tâm của mô hình Uppsala là "gánh nặng của người nước ngoài" (liability of foreignness), chi phí và bất lợi mà doanh nghiệp phải gánh chịu khi hoạt động ở môi trường văn hóa, thể chế, và pháp lý xa lạ (Zaheer, 1995). Johanson và Vahlne (2009) cập nhật mô hình bằng cách bổ sung khái niệm "gánh nặng của người ngoài mạng lưới" (liability of outsidership), nhấn mạnh rằng trong nền kinh tế toàn cầu hiện đại, rào cản lớn nhất không phải là khoảng cách địa lý hay tâm lý, mà là vị trí ngoài lề của các mạng lưới kinh doanh địa phương. Hai loại gánh nặng này giải thích vì sao chi phí quốc tế hóa giai đoạn đầu thường cao, tạo ra giai đoạn hiệu quả giảm trước khi doanh nghiệp tích lũy đủ tri thức và quan hệ để thu được lợi ích từ mở rộng quốc tế (Lu &amp; Beamish, 2004; Contractor et al., 2003).</w:t>
-      </w:r>
-    </w:p>
-    <w:p>
-      <w:pPr>
-        <w:pStyle w:val="BodyText"/>
-      </w:pPr>
-      <w:r>
-        <w:t xml:space="preserve">Tuy nhiên, mô hình Uppsala cổ điển được xây dựng trong bối cảnh tiền số và tiền nền tảng (pre-platform), nên đã bị thách thức đáng kể trong thập kỷ gần đây. Các nghiên cứu về born-global firms, tức doanh nghiệp quốc tế hóa ngay từ giai đoạn đầu mà không theo trình tự tuần tự, và platform firms, tức doanh nghiệp công nghệ tận dụng nền tảng số để vươn ra thị trường quốc tế không cần hiện diện vật lý, cho thấy logic của Uppsala không còn phổ quát (Stallkamp &amp; Schotter, 2021; Yang et al., 2025). Trong luận án này, mô hình Uppsala không bị bác bỏ, mà được tái định vị như một lớp nền giải thích chi phí học hỏi và bất định trong giai đoạn đầu quốc tế hóa, còn cơ chế học hỏi được mở rộng để bao gồm "học hỏi tăng cường bằng dữ liệu số" (data-augmented learning) trong kỷ nguyên chuyển đổi số, nơi dữ liệu từ thị trường nước ngoài có thể được thu thập, xử lý và phân tích nhanh hơn nhiều so với trước (Banalieva &amp; Dhanaraj, 2019).</w:t>
+        <w:t xml:space="preserve">Mô hình Uppsala (Johanson &amp; Vahlne, 1977) là một trong những lý thuyết có ảnh hưởng sâu rộng nhất trong nghiên cứu về quốc tế hóa doanh nghiệp. Mô hình được xây dựng trên cơ sở quan sát quá trình quốc tế hóa của các doanh nghiệp Thụy Điển. Mô hình đề xuất rằng doanh nghiệp quốc tế hóa theo một quá trình tuần tự và tích lũy. Trong quá trình đó, tri thức thị trường nước ngoài và cam kết nguồn lực vào thị trường tác động lẫn nhau theo vòng lặp phản hồi. Doanh nghiệp bắt đầu bằng xuất khẩu gián tiếp, tiến đến đại lý độc lập, sau đó là chi nhánh kinh doanh, và cuối cùng là sản xuất tại nước ngoài. Trình tự này phản ánh mức độ cam kết và tri thức ngày càng tăng.</w:t>
+      </w:r>
+    </w:p>
+    <w:p>
+      <w:pPr>
+        <w:pStyle w:val="BodyText"/>
+      </w:pPr>
+      <w:r>
+        <w:t xml:space="preserve">Một trong những khái niệm trọng tâm của mô hình Uppsala là "gánh nặng của người nước ngoài" (liability of foreignness). Khái niệm này chỉ chi phí và bất lợi mà doanh nghiệp phải gánh chịu khi hoạt động ở môi trường văn hóa, thể chế, và pháp lý xa lạ (Zaheer, 1995). Johanson và Vahlne (2009) cập nhật mô hình bằng cách bổ sung khái niệm "gánh nặng của người ngoài mạng lưới" (liability of outsidership). Các tác giả nhấn mạnh rằng trong nền kinh tế toàn cầu hiện đại, rào cản lớn nhất không phải là khoảng cách địa lý hay tâm lý. Rào cản chính nằm ở vị trí ngoài lề của các mạng lưới kinh doanh địa phương. Hai loại gánh nặng này giải thích vì sao chi phí quốc tế hóa giai đoạn đầu thường cao. Chính chi phí cao tạo ra giai đoạn hiệu quả giảm trước khi doanh nghiệp tích lũy đủ tri thức và quan hệ để thu được lợi ích từ mở rộng quốc tế (Lu &amp; Beamish, 2004; Contractor et al., 2003).</w:t>
+      </w:r>
+    </w:p>
+    <w:p>
+      <w:pPr>
+        <w:pStyle w:val="BodyText"/>
+      </w:pPr>
+      <w:r>
+        <w:t xml:space="preserve">Dẫu vậy, mô hình Uppsala cổ điển được xây dựng trong bối cảnh tiền số và tiền nền tảng (pre-platform). Mô hình đã bị thách thức đáng kể trong thập kỷ gần đây. Hai dòng nghiên cứu chính cho thấy logic của Uppsala không còn phổ quát. Dòng thứ nhất là nghiên cứu về born-global firms, tức doanh nghiệp quốc tế hóa ngay từ giai đoạn đầu mà không theo trình tự tuần tự. Dòng thứ hai là về platform firms, tức doanh nghiệp công nghệ tận dụng nền tảng số để vươn ra thị trường quốc tế không cần hiện diện vật lý (Stallkamp &amp; Schotter, 2021; Yang et al., 2025). Trong luận án này, mô hình Uppsala không bị bác bỏ, mà được tái định vị như một lớp nền giải thích chi phí học hỏi và bất định trong giai đoạn đầu quốc tế hóa. Cơ chế học hỏi được mở rộng để bao gồm "học hỏi tăng cường bằng dữ liệu số" (data-augmented learning) trong kỷ nguyên chuyển đổi số. Ở kỷ nguyên này, dữ liệu từ thị trường nước ngoài có thể được thu thập, xử lý và phân tích nhanh hơn nhiều so với trước (Banalieva &amp; Dhanaraj, 2019).</w:t>
       </w:r>
     </w:p>
     <w:bookmarkEnd w:id="25"/>
@@ -244,23 +244,23 @@
         <w:pStyle w:val="FirstParagraph"/>
       </w:pPr>
       <w:r>
-        <w:t xml:space="preserve">Lý thuyết dựa trên nguồn lực (Resource-Based View — RBV) do Wernerfelt (1984) đặt nền và được Barney (1991) hệ thống hóa thành một khung lý thuyết có ảnh hưởng bền vững. RBV cho rằng doanh nghiệp không chỉ là tập hợp các hoạt động giá trị (value chain) mà còn là bó nguồn lực (bundle of resources), và sự khác biệt về hiệu quả lâu dài giữa các doanh nghiệp bắt nguồn từ sự khác biệt trong sở hữu và khai thác các nguồn lực thỏa mãn tiêu chí VRIN: có giá trị (Valuable), hiếm có (Rare), khó sao chép (Inimitable), và khó thay thế (Non-substitutable).</w:t>
-      </w:r>
-    </w:p>
-    <w:p>
-      <w:pPr>
-        <w:pStyle w:val="BodyText"/>
-      </w:pPr>
-      <w:r>
-        <w:t xml:space="preserve">Áp dụng vào bối cảnh quốc tế hóa, RBV giải thích vì sao cùng một mức độ FSTS nhưng các doanh nghiệp lại đạt hiệu quả rất khác nhau: những doanh nghiệp sở hữu năng lực công nghệ, năng lực quản trị vượt trội, và năng lực học hỏi mạnh hơn sẽ chuyển hóa quốc tế hóa thành hiệu quả tốt hơn do họ có thể giảm chi phí liability of foreignness và khai thác lợi thế cạnh tranh trên phạm vi quốc tế hiệu quả hơn (Hitt et al., 2006; Peng, 2001). Cùng mức độ quốc tế hóa, doanh nghiệp có nguồn lực yếu hơn sẽ gánh chịu chi phí điều phối và rủi ro lớn hơn, trong khi doanh nghiệp có nguồn lực VRIN mạnh hơn có thể biến những thách thức đó thành lợi thế cạnh tranh.</w:t>
-      </w:r>
-    </w:p>
-    <w:p>
-      <w:pPr>
-        <w:pStyle w:val="BodyText"/>
-      </w:pPr>
-      <w:r>
-        <w:t xml:space="preserve">Trong bối cảnh đương đại, RBV được mở rộng bằng lý thuyết năng lực động (dynamic capabilities) của Teece et al. (1997), nhấn mạnh khả năng của doanh nghiệp trong việc tích hợp, xây dựng và tái cấu hình các năng lực nội bộ để ứng phó với môi trường cạnh tranh thay đổi nhanh chóng. Trong kỷ nguyên số, năng lực công nghệ (TCI), theo phân biệt của luận án, được xem là một dạng năng lực động quan trọng, cho phép doanh nghiệp tái cấu hình nguồn lực và mô hình kinh doanh để ứng phó với bất định trong quốc tế hóa (Bhandari et al., 2023; Verhoef et al., 2021). DAI, chỉ số áp dụng số nền tảng (Tier-1 proxy) đo lường sự hiện diện website, phản ánh mức độ chấp nhận kỹ thuật số cơ bản chứ không phải năng lực động theo nghĩa Teece et al. (1997). RBV cung cấp nền lý thuyết trực tiếp cho giả thuyết H2 về vai trò điều tiết của TCI, trong khi H3 về DAI được neo đậu trong Foundational Digital Adoption Framework (Banalieva &amp; Dhanaraj, 2019).</w:t>
+        <w:t xml:space="preserve">Lý thuyết dựa trên nguồn lực (Resource-Based View — RBV) do Wernerfelt (1984) đặt nền và được Barney (1991) hệ thống hóa thành một khung lý thuyết có ảnh hưởng bền vững. RBV cho rằng doanh nghiệp không chỉ là tập hợp các hoạt động giá trị (value chain) mà còn là bó nguồn lực (bundle of resources). Sự khác biệt về hiệu quả lâu dài giữa các doanh nghiệp bắt nguồn từ sự khác biệt trong sở hữu và khai thác các nguồn lực thỏa mãn tiêu chí VRIN: có giá trị (Valuable), hiếm có (Rare), khó sao chép (Inimitable), và khó thay thế (Non-substitutable).</w:t>
+      </w:r>
+    </w:p>
+    <w:p>
+      <w:pPr>
+        <w:pStyle w:val="BodyText"/>
+      </w:pPr>
+      <w:r>
+        <w:t xml:space="preserve">Áp dụng vào bối cảnh quốc tế hóa, RBV giải thích vì sao cùng một mức độ FSTS nhưng các doanh nghiệp lại đạt hiệu quả khác nhau. Doanh nghiệp sở hữu năng lực công nghệ, năng lực quản trị vượt trội, và năng lực học hỏi mạnh hơn sẽ chuyển hóa quốc tế hóa thành hiệu quả tốt hơn. Doanh nghiệp như vậy có thể giảm chi phí liability of foreignness và khai thác lợi thế cạnh tranh trên phạm vi quốc tế hiệu quả hơn (Hitt et al., 2006; Peng, 2001). Cùng mức độ quốc tế hóa, doanh nghiệp có nguồn lực yếu hơn sẽ gánh chịu chi phí điều phối và rủi ro lớn hơn. Doanh nghiệp có nguồn lực VRIN mạnh hơn có thể biến những thách thức đó thành lợi thế cạnh tranh.</w:t>
+      </w:r>
+    </w:p>
+    <w:p>
+      <w:pPr>
+        <w:pStyle w:val="BodyText"/>
+      </w:pPr>
+      <w:r>
+        <w:t xml:space="preserve">Trong bối cảnh đương đại, RBV được mở rộng bằng lý thuyết năng lực động (dynamic capabilities) của Teece et al. (1997). Lý thuyết này nhấn mạnh khả năng của doanh nghiệp trong việc tích hợp, xây dựng và tái cấu hình các năng lực nội bộ để ứng phó với môi trường cạnh tranh thay đổi nhanh chóng. Trong kỷ nguyên số, năng lực công nghệ (TCI) theo phân biệt của luận án được xem là một dạng năng lực động quan trọng. TCI cho phép doanh nghiệp tái cấu hình nguồn lực và mô hình kinh doanh để ứng phó với bất định trong quốc tế hóa (Bhandari et al., 2023; Verhoef et al., 2021). DAI là chỉ số áp dụng số nền tảng (Tier-1 proxy) đo lường sự hiện diện website. DAI phản ánh mức độ chấp nhận kỹ thuật số cơ bản chứ không phải năng lực động theo nghĩa Teece et al. (1997). RBV cung cấp nền lý thuyết trực tiếp cho giả thuyết H2 về vai trò điều tiết của TCI. H3 về DAI được neo đậu trong Foundational Digital Adoption Framework (Banalieva &amp; Dhanaraj, 2019).</w:t>
       </w:r>
     </w:p>
     <w:bookmarkEnd w:id="26"/>
@@ -286,15 +286,15 @@
         <w:pStyle w:val="BodyText"/>
       </w:pPr>
       <w:r>
-        <w:t xml:space="preserve">North (1990) chỉ ra rằng thể chế hiệu quả làm giảm chi phí giao dịch, bảo vệ quyền sở hữu trí tuệ, và tạo ra môi trường khuyến khích đầu tư dài hạn. Ngược lại, ở các nền kinh tế đang phát triển, sự vắng mặt hoặc yếu kém của các thể chế trung gian thị trường, từ hệ thống pháp lý đến thị trường vốn, từ tổ chức đánh giá tín nhiệm đến hiệp hội ngành nghề, tạo ra "khoảng trống thể chế" (institutional voids) làm tăng chi phí giao dịch và rủi ro cho doanh nghiệp khi hoạt động hoặc mở rộng ra nước ngoài (Khanna &amp; Palepu, 2010).</w:t>
-      </w:r>
-    </w:p>
-    <w:p>
-      <w:pPr>
-        <w:pStyle w:val="BodyText"/>
-      </w:pPr>
-      <w:r>
-        <w:t xml:space="preserve">Trong literature về I–P, bằng chứng meta-analytic của Marano et al. (2016), phân tích 170 nghiên cứu với 32 quốc gia giai đoạn 1972–2012, cho thấy thể chế quốc gia nguồn điều tiết đáng kể mối quan hệ quốc tế hóa, hiệu quả, với doanh nghiệp từ các nền kinh tế có thể chế yếu hơn có xu hướng thu được lợi ích thấp hơn hoặc thậm chí tổn thất từ quốc tế hóa. Cuervo-Cazurra et al. (2018) bổ sung rằng bất định thể chế ở quốc gia nguồn (home country uncertainty) không chỉ tạo ra thách thức mà còn có thể xây dựng năng lực quản lý bất định đặc thù, giúp doanh nghiệp ở các thị trường mới nổi cạnh tranh hiệu quả hơn ở các thị trường nước ngoài có đặc điểm tương tự. Lý thuyết thể chế cung cấp nền tảng lý luận cho giả thuyết H5 và cho khung ICRV trong luận án.</w:t>
+        <w:t xml:space="preserve">North (1990) chỉ ra rằng thể chế hiệu quả làm giảm chi phí giao dịch, bảo vệ quyền sở hữu trí tuệ, và tạo ra môi trường khuyến khích đầu tư dài hạn. Ngược lại, ở các nền kinh tế đang phát triển, sự vắng mặt hoặc yếu kém của các thể chế trung gian thị trường tạo ra "khoảng trống thể chế" (institutional voids). Các thể chế trung gian thiếu hụt này bao gồm hệ thống pháp lý, thị trường vốn, tổ chức đánh giá tín nhiệm, và hiệp hội ngành nghề. Khoảng trống này làm tăng chi phí giao dịch và rủi ro cho doanh nghiệp khi hoạt động hoặc mở rộng ra nước ngoài (Khanna &amp; Palepu, 2010).</w:t>
+      </w:r>
+    </w:p>
+    <w:p>
+      <w:pPr>
+        <w:pStyle w:val="BodyText"/>
+      </w:pPr>
+      <w:r>
+        <w:t xml:space="preserve">Trong literature về I–P, bằng chứng meta-analytic của Marano et al. (2016) phân tích 170 nghiên cứu với 32 quốc gia giai đoạn 1972–2012. Kết quả cho thấy thể chế quốc gia nguồn điều tiết đáng kể mối quan hệ quốc tế hóa-hiệu quả. Doanh nghiệp từ các nền kinh tế có thể chế yếu hơn có xu hướng thu được lợi ích thấp hơn hoặc thậm chí tổn thất từ quốc tế hóa. Cuervo-Cazurra et al. (2018) bổ sung rằng bất định thể chế ở quốc gia nguồn (home country uncertainty) không chỉ tạo ra thách thức mà còn có thể xây dựng năng lực quản lý bất định đặc thù. Năng lực này giúp doanh nghiệp ở các thị trường mới nổi cạnh tranh hiệu quả hơn ở các thị trường nước ngoài có đặc điểm tương tự. Lý thuyết thể chế cung cấp nền tảng lý luận cho giả thuyết H5 và cho khung ICRV trong luận án.</w:t>
       </w:r>
     </w:p>
     <w:bookmarkEnd w:id="27"/>
@@ -312,15 +312,15 @@
         <w:pStyle w:val="FirstParagraph"/>
       </w:pPr>
       <w:r>
-        <w:t xml:space="preserve">Lý thuyết thượng tầng quản trị (Upper Echelons Theory) do Hambrick và Mason (1984) đề xuất và được Hambrick (2007) cập nhật, cho rằng các quyết định chiến lược lớn và kết quả của tổ chức không phải là sản phẩm của các quy trình duy lý hoàn toàn, mà phản ánh đặc điểm nhận thức, giá trị và kinh nghiệm của nhà quản trị cấp cao. Nói cách khác, "tổ chức là sự phản chiếu của nhà quản trị đỉnh cao" (Hambrick &amp; Mason, 1984, tr. 193).</w:t>
-      </w:r>
-    </w:p>
-    <w:p>
-      <w:pPr>
-        <w:pStyle w:val="BodyText"/>
-      </w:pPr>
-      <w:r>
-        <w:t xml:space="preserve">Trong bối cảnh quốc tế hóa, Upper Echelons Theory có hai hàm ý trực tiếp. Thứ nhất, kinh nghiệm quốc tế của nhà quản trị cấp cao, được đo bằng số năm kinh nghiệm làm việc hoặc học tập ở nước ngoài, hay tiếp xúc với thị trường quốc tế, giúp giảm nhận thức về liability of foreignness và nâng cao khả năng đánh giá cơ hội, quản trị rủi ro ở thị trường quốc tế (Hsu et al., 2013; Sambharya, 1996). Thứ hai, sự đa dạng giới tính trong lãnh đạo, đặc biệt là sự hiện diện của quản trị viên nữ ở các vị trí lãnh đạo, liên quan đến nhận thức chiến lược đa chiều hơn và thực tiễn quản trị rủi ro thận trọng hơn, qua đó có tác động tích cực đến hiệu quả doanh nghiệp trong quá trình quốc tế hóa (Post &amp; Byron, 2015). Những hàm ý này cung cấp cơ sở lý thuyết cho giả thuyết H4 về vai trò điều tiết của đặc điểm nhà quản trị cấp cao.</w:t>
+        <w:t xml:space="preserve">Lý thuyết thượng tầng quản trị (Upper Echelons Theory) do Hambrick và Mason (1984) đề xuất và được Hambrick (2007) cập nhật. Lý thuyết cho rằng các quyết định chiến lược lớn và kết quả của tổ chức không phải là sản phẩm của các quy trình duy lý hoàn toàn. Các quyết định đó phản ánh đặc điểm nhận thức, giá trị và kinh nghiệm của nhà quản trị cấp cao. Nói cách khác, "tổ chức là sự phản chiếu của nhà quản trị đỉnh cao" (Hambrick &amp; Mason, 1984, tr. 193).</w:t>
+      </w:r>
+    </w:p>
+    <w:p>
+      <w:pPr>
+        <w:pStyle w:val="BodyText"/>
+      </w:pPr>
+      <w:r>
+        <w:t xml:space="preserve">Trong bối cảnh quốc tế hóa, Upper Echelons Theory có hai hàm ý trực tiếp. Thứ nhất, kinh nghiệm quốc tế của nhà quản trị cấp cao được đo bằng số năm kinh nghiệm làm việc hoặc học tập ở nước ngoài, hay tiếp xúc với thị trường quốc tế. Kinh nghiệm này giúp giảm nhận thức về liability of foreignness và nâng cao khả năng đánh giá cơ hội, quản trị rủi ro ở thị trường quốc tế (Hsu et al., 2013; Sambharya, 1996). Thứ hai, sự đa dạng giới tính trong lãnh đạo (đặc biệt là sự hiện diện của quản trị viên nữ ở các vị trí lãnh đạo) liên quan đến nhận thức chiến lược đa chiều hơn và thực tiễn quản trị rủi ro thận trọng hơn. Yếu tố này tác động tích cực đến hiệu quả doanh nghiệp trong quá trình quốc tế hóa (Post &amp; Byron, 2015). Những hàm ý này cung cấp cơ sở lý thuyết cho giả thuyết H4 về vai trò điều tiết của đặc điểm nhà quản trị cấp cao.</w:t>
       </w:r>
     </w:p>
     <w:bookmarkEnd w:id="28"/>
@@ -346,15 +346,15 @@
         <w:pStyle w:val="BodyText"/>
       </w:pPr>
       <w:r>
-        <w:t xml:space="preserve">Banalieva và Dhanaraj (2019) là một trong những nghiên cứu đầu tiên đề xuất cập nhật lý thuyết nội hóa (internalization theory) cho nền kinh tế số, lập luận rằng dữ liệu số và tương tác dựa trên nền tảng làm giảm sự phụ thuộc vào hiện diện vật lý và thay đổi cơ bản logic về quyết định nội hóa. Stallkamp và Schotter (2021) mở rộng luận điểm này bằng cách chỉ ra rằng các doanh nghiệp nền tảng (platform firms) quốc tế hóa theo logic đa diện (multi-sided) khác hẳn với các MNCs truyền thống, với hiệu ứng mạng lưới tạo ra lợi thế quy mô không bị ràng buộc bởi biên giới địa lý. Verhoef et al. (2021) cung cấp khung khái niệm phân tầng ba cấp độ: số hóa thông tin (digitization), số hóa quy trình (digitalization), và chuyển đổi số toàn diện (digital transformation), nhấn mạnh rằng các cấp độ này khác nhau về chiều sâu tổ chức và tác động kinh doanh. Yang et al. (2025) bổ sung bằng systematic review về quốc tế hóa của các doanh nghiệp số, phác thảo các lý thuyết cần điều chỉnh và hướng nghiên cứu tiếp theo.</w:t>
-      </w:r>
-    </w:p>
-    <w:p>
-      <w:pPr>
-        <w:pStyle w:val="BodyText"/>
-      </w:pPr>
-      <w:r>
-        <w:t xml:space="preserve">Trong luận án, lớp mở rộng về năng lực số đóng vai trò mở rộng RBV bằng cách xác định TCI và DAI như hai loại tài sản số có chiều sâu và cơ chế vận hành khác nhau, đồng thời mở rộng Uppsala bằng cơ chế học hỏi dựa trên dữ liệu số. Sự tích hợp này tạo thành lớp thứ năm của khung lý thuyết, bổ sung cho bốn lý thuyết kinh điển để tạo thành một khung giải thích hoàn chỉnh và phù hợp với thực tiễn kinh doanh đương đại.</w:t>
+        <w:t xml:space="preserve">Banalieva và Dhanaraj (2019) là một trong những nghiên cứu đầu tiên đề xuất cập nhật lý thuyết nội hóa (internalization theory) cho nền kinh tế số. Các tác giả lập luận rằng dữ liệu số và tương tác dựa trên nền tảng làm giảm sự phụ thuộc vào hiện diện vật lý và thay đổi cơ bản logic về quyết định nội hóa. Stallkamp và Schotter (2021) mở rộng luận điểm này bằng cách chỉ ra rằng các doanh nghiệp nền tảng (platform firms) quốc tế hóa theo logic đa diện (multi-sided) khác hẳn với các MNCs truyền thống. Hiệu ứng mạng lưới tạo ra lợi thế quy mô không bị ràng buộc bởi biên giới địa lý. Verhoef et al. (2021) cung cấp khung khái niệm phân tầng ba cấp độ: số hóa thông tin (digitization), số hóa quy trình (digitalization), và chuyển đổi số toàn diện (digital transformation). Các cấp độ này khác nhau về chiều sâu tổ chức và tác động kinh doanh. Yang et al. (2025) bổ sung bằng systematic review về quốc tế hóa của các doanh nghiệp số, phác thảo các lý thuyết cần điều chỉnh và hướng nghiên cứu tiếp theo.</w:t>
+      </w:r>
+    </w:p>
+    <w:p>
+      <w:pPr>
+        <w:pStyle w:val="BodyText"/>
+      </w:pPr>
+      <w:r>
+        <w:t xml:space="preserve">Trong luận án, lớp mở rộng về năng lực số đóng vai trò mở rộng RBV bằng cách xác định TCI và DAI như hai loại tài sản số có chiều sâu và cơ chế vận hành khác nhau. Lớp mở rộng này đồng thời mở rộng Uppsala bằng cơ chế học hỏi dựa trên dữ liệu số. Sự tích hợp này tạo thành lớp thứ năm của khung lý thuyết, bổ sung cho bốn lý thuyết kinh điển để tạo thành một khung giải thích hoàn chỉnh và phù hợp với thực tiễn kinh doanh đương đại.</w:t>
       </w:r>
     </w:p>
     <w:p>
@@ -405,15 +405,15 @@
         <w:pStyle w:val="BodyText"/>
       </w:pPr>
       <w:r>
-        <w:t xml:space="preserve">Giai đoạn thứ hai (từ cuối thập niên 1990 đến đầu thập niên 2000) chứng kiến sự xuất hiện của mô hình phi tuyến, thách thức giả định tuyến tính giản đơn. Hitt et al. (1997) là nghiên cứu đầu tiên kiểm định và tìm thấy bằng chứng cho quan hệ chữ U ngược (inverted-U) giữa đa dạng hóa sản phẩm quốc tế và hiệu quả, lập luận rằng lợi ích từ quốc tế hóa tăng đến một điểm tối ưu rồi suy giảm do chi phí điều phối và phức tạp tổ chức vượt qua lợi ích. Gomes và Ramaswamy (1999) cung cấp bằng chứng tương tự trong bối cảnh doanh nghiệp đa ngành. Contractor et al. (2003) và Lu và Beamish (2004) tinh chỉnh mô hình phi tuyến với đề xuất "đường cong chữ S ba giai đoạn" (three-stage S-curve), theo đó hiệu quả giảm ở giai đoạn thâm nhập ban đầu (chi phí thiết lập), tăng ở giai đoạn khai thác (học hỏi tích lũy và quy mô), rồi lại giảm ở giai đoạn siêu mở rộng (over-extension) khi chi phí phức tạp vượt quá lợi ích.</w:t>
-      </w:r>
-    </w:p>
-    <w:p>
-      <w:pPr>
-        <w:pStyle w:val="BodyText"/>
-      </w:pPr>
-      <w:r>
-        <w:t xml:space="preserve">Giai đoạn thứ ba (từ cuối thập niên 2000 đến hiện tại) chuyển trọng tâm sang nghiên cứu các yếu tố điều tiết (moderators), tức điều kiện bối cảnh làm thay đổi hình dạng, cường độ, hoặc dấu của mối quan hệ I–P. Các moderator được nghiên cứu bao gồm đặc điểm quốc gia nguồn (Marano et al., 2016), đặc điểm ngành (Kirca et al., 2012), năng lực lãnh đạo cấp cao (Hsu et al., 2013), và năng lực kỹ thuật số (Bhandari et al., 2023; Wu et al., 2022). Sự chuyển dịch này phản ánh nhận thức ngày càng sâu sắc rằng không có quan hệ I–P phổ quát, kết quả quốc tế hóa phụ thuộc vào điều kiện cụ thể của doanh nghiệp, ngành và quốc gia (Arte &amp; Larimo, 2022).</w:t>
+        <w:t xml:space="preserve">Giai đoạn thứ hai (từ cuối thập niên 1990 đến đầu thập niên 2000) chứng kiến sự xuất hiện của mô hình phi tuyến, thách thức giả định tuyến tính giản đơn. Hitt et al. (1997) là nghiên cứu đầu tiên kiểm định và tìm thấy bằng chứng cho quan hệ chữ U ngược (inverted-U) giữa đa dạng hóa sản phẩm quốc tế và hiệu quả. Các tác giả lập luận rằng lợi ích từ quốc tế hóa tăng đến một điểm tối ưu rồi suy giảm do chi phí điều phối và phức tạp tổ chức vượt qua lợi ích. Gomes và Ramaswamy (1999) cung cấp bằng chứng tương tự trong bối cảnh doanh nghiệp đa ngành. Contractor et al. (2003) và Lu và Beamish (2004) tinh chỉnh mô hình phi tuyến với đề xuất "đường cong chữ S ba giai đoạn" (three-stage S-curve). Theo mô hình này, hiệu quả giảm ở giai đoạn thâm nhập ban đầu (chi phí thiết lập), tăng ở giai đoạn khai thác (học hỏi tích lũy và quy mô), rồi lại giảm ở giai đoạn siêu mở rộng (over-extension) khi chi phí phức tạp vượt quá lợi ích.</w:t>
+      </w:r>
+    </w:p>
+    <w:p>
+      <w:pPr>
+        <w:pStyle w:val="BodyText"/>
+      </w:pPr>
+      <w:r>
+        <w:t xml:space="preserve">Giai đoạn thứ ba (từ cuối thập niên 2000 đến hiện tại) chuyển trọng tâm sang nghiên cứu các yếu tố điều tiết (moderators). Đây là các điều kiện bối cảnh làm thay đổi hình dạng, cường độ, hoặc dấu của mối quan hệ I–P. Các moderator được nghiên cứu bao gồm đặc điểm quốc gia nguồn (Marano et al., 2016), đặc điểm ngành (Kirca et al., 2012), năng lực lãnh đạo cấp cao (Hsu et al., 2013), và năng lực kỹ thuật số (Bhandari et al., 2023; Wu et al., 2022). Sự chuyển dịch này phản ánh nhận thức ngày càng sâu sắc rằng không có quan hệ I–P phổ quát. Kết quả quốc tế hóa phụ thuộc vào điều kiện cụ thể của doanh nghiệp, ngành và quốc gia (Arte &amp; Larimo, 2022).</w:t>
       </w:r>
     </w:p>
     <w:bookmarkEnd w:id="31"/>
@@ -439,15 +439,15 @@
         <w:pStyle w:val="BodyText"/>
       </w:pPr>
       <w:r>
-        <w:t xml:space="preserve">Bausch và Krist (2007) phân tích 65 nghiên cứu và tìm thấy tác động tổng hợp dương nhưng nhỏ (r ≈ 0,10), đồng thời xác nhận rằng mức độ dị biệt (heterogeneity) giữa các nghiên cứu rất cao với I² &gt; 80%, hàm ý rằng các moderator là nguồn giải thích chủ yếu cho sự khác biệt. Kirca et al. (2012) mở rộng pool lên 154 mẫu và tìm thấy tác động tổng hợp tương tự, đồng thời xác nhận vai trò của bối cảnh quốc gia và ngành. Marano et al. (2016), nghiên cứu meta-analytic toàn diện nhất trong literature với 170 nghiên cứu và 32 quốc gia, tìm thấy r ≈ 0,07–0,13 và chứng minh rằng thể chế quốc gia nguồn là moderator quan trọng nhất trong tất cả các biến bối cảnh được kiểm định. Wu et al. (2022) cập nhật với pool 218 effect sizes tập trung vào các emerging market multinationals (EMNEs) và tìm thấy mô hình moderator tương tự. Tại hội nghị ICBEF 2024, kết quả sơ bộ từ pool nghiên cứu về châu Á với k = 113 effect-size units cho thấy r = 0,07, nhất quán với các meta-analyses toàn cầu nhưng cụ thể hơn về bối cảnh châu Á. Luận án này mở rộng pool đó thông qua Nghiên cứu P6, một meta-analysis ba tầng (three-level MARA) với k = 238 nghiên cứu và K = 288 effect sizes từ châu Á và Thái Bình Dương, ước lượng r̄ = 0,074 [KTC 95%: 0,060; 0,088], I² = 62,4%, Q_M(ICRV) = 17,35 (df = 4, p = ,002). Kết quả này xác nhận tác động tổng hợp dương nhỏ nhưng bền vững, đồng thời chứng minh rằng gradient ICRV, turning point giảm dần khi chuyển từ thể chế yếu sang thể chế mạnh, là moderator thực chất của mối quan hệ I–P trong bối cảnh châu Á (Do &amp; Phan, 2026c).</w:t>
-      </w:r>
-    </w:p>
-    <w:p>
-      <w:pPr>
-        <w:pStyle w:val="BodyText"/>
-      </w:pPr>
-      <w:r>
-        <w:t xml:space="preserve">Nhìn chung, bằng chứng meta-analytic cho thấy ba kết luận quan trọng: tác động tổng hợp của quốc tế hóa lên hiệu quả là dương nhưng khiêm tốn; mức dị biệt rất cao; và các moderator bối cảnh, đặc biệt là thể chế quốc gia, năng lực doanh nghiệp, và đặc điểm ngành, là những nguồn giải thích chính cho sự khác biệt giữa các nghiên cứu. Đây là luận điểm cơ bản biện hộ cho sự cần thiết của một khung giải thích đa tầng.</w:t>
+        <w:t xml:space="preserve">Bausch và Krist (2007) phân tích 65 nghiên cứu và tìm thấy tác động tổng hợp dương nhưng nhỏ (r ≈ 0,10). Các tác giả xác nhận rằng mức độ dị biệt (heterogeneity) giữa các nghiên cứu rất cao với I² &gt; 80%. Kết quả này hàm ý rằng các moderator là nguồn giải thích chủ yếu cho sự khác biệt. Kirca et al. (2012) mở rộng pool lên 154 mẫu và tìm thấy tác động tổng hợp tương tự, đồng thời xác nhận vai trò của bối cảnh quốc gia và ngành. Marano et al. (2016) là nghiên cứu meta-analytic toàn diện nhất trong literature với 170 nghiên cứu và 32 quốc gia. Nhóm tác giả tìm thấy r ≈ 0,07–0,13 và chứng minh rằng thể chế quốc gia nguồn là moderator quan trọng nhất trong tất cả các biến bối cảnh được kiểm định. Wu et al. (2022) cập nhật với pool 218 effect sizes tập trung vào các emerging market multinationals (EMNEs) và tìm thấy mô hình moderator tương tự. Tại hội nghị ICBEF 2024, kết quả sơ bộ từ pool nghiên cứu về châu Á với k = 113 effect-size units cho thấy r = 0,07. Kết quả này nhất quán với các meta-analyses toàn cầu nhưng cụ thể hơn về bối cảnh châu Á. Luận án này mở rộng pool đó thông qua Nghiên cứu P6, một meta-analysis ba tầng (three-level MARA) với k = 238 nghiên cứu và K = 288 effect sizes từ châu Á và Thái Bình Dương. Kết quả ước lượng r̄ = 0,074 [KTC 95%: 0,060; 0,088], I² = 62,4%, Q_M(ICRV) = 17,35 (df = 4, p = ,002). Kết quả này xác nhận tác động tổng hợp dương nhỏ nhưng bền vững. Phát hiện này chứng minh rằng gradient ICRV (turning point giảm dần khi chuyển từ thể chế yếu sang thể chế mạnh) là moderator thực chất của mối quan hệ I–P trong bối cảnh châu Á (Do &amp; Phan, 2026c).</w:t>
+      </w:r>
+    </w:p>
+    <w:p>
+      <w:pPr>
+        <w:pStyle w:val="BodyText"/>
+      </w:pPr>
+      <w:r>
+        <w:t xml:space="preserve">Nhìn chung, bằng chứng meta-analytic cho thấy ba kết luận quan trọng. Thứ nhất, tác động tổng hợp của quốc tế hóa lên hiệu quả là dương nhưng khiêm tốn. Thứ hai, mức dị biệt rất cao. Thứ ba, các moderator bối cảnh, đặc biệt là thể chế quốc gia, năng lực doanh nghiệp, và đặc điểm ngành, là những nguồn giải thích chính cho sự khác biệt giữa các nghiên cứu. Đây là luận điểm cơ bản biện hộ cho sự cần thiết của một khung giải thích đa tầng.</w:t>
       </w:r>
     </w:p>
     <w:bookmarkEnd w:id="32"/>
@@ -465,23 +465,23 @@
         <w:pStyle w:val="FirstParagraph"/>
       </w:pPr>
       <w:r>
-        <w:t xml:space="preserve">Châu Á là bối cảnh đặc biệt quan trọng và đặc thù trong literature I–P vì nhiều lý do. Thứ nhất, sự đa dạng thể chế trong khu vực là ngoại lệ không có ở bất kỳ khu vực nào khác trên thế giới: từ Singapore với chất lượng quản trị đứng hàng đầu thế giới đến Afghanistan với chất lượng quản trị rất yếu, từ Nhật Bản với nền kinh tế phát triển hoàn thiện đến các Pacific SIDS với quy mô siêu nhỏ và hạ tầng thể chế còn sơ khai (Khanna &amp; Palepu, 2010; Peng, 2003). Thứ hai, tốc độ chuyển đổi số và hội nhập quốc tế rất không đồng đều giữa các quốc gia trong khu vực, tạo ra "thí nghiệm tự nhiên" về ảnh hưởng của bối cảnh thể chế và năng lực số đến kết quả quốc tế hóa.</w:t>
-      </w:r>
-    </w:p>
-    <w:p>
-      <w:pPr>
-        <w:pStyle w:val="BodyText"/>
-      </w:pPr>
-      <w:r>
-        <w:t xml:space="preserve">Do và Phan (2026a) là nghiên cứu thực nghiệm multi-country quy mô lớn nhất hiện có về I–P trong bối cảnh châu Á mới nổi, phân tích 40.633 doanh nghiệp từ 17 nền kinh tế châu Á sử dụng dữ liệu WBES. Nghiên cứu tìm thấy: (i) tồn tại phân tầng năng suất rõ rệt giữa nhóm Chinese economies, South Asia và ASEAN, phản ánh sự dị biệt thể chế và năng lực giữa các nhóm; (ii) việc áp dụng công nghệ vừa làm tăng năng suất lao động trực tiếp vừa làm suy giảm đáng kể tác động bất lợi của các rào cản thể chế, phát hiện được gọi là "hiệu ứng lá chắn số" (digital shield effect). Do và Phan (2026g) kiểm định cụ thể với dữ liệu doanh nghiệp Trung Quốc và tìm thấy cấu trúc cubic inverted-U với ngưỡng FSTS tối ưu khoảng 47,8%, tức điểm turning point khá thấp so với các nền kinh tế tiên tiến. Luận án kế thừa và mở rộng các kết quả này trên pool đầy đủ 49 nền kinh tế (bao gồm 9 nền kinh tế đảo nhỏ Thái Bình Dương).</w:t>
-      </w:r>
-    </w:p>
-    <w:p>
-      <w:pPr>
-        <w:pStyle w:val="BodyText"/>
-      </w:pPr>
-      <w:r>
-        <w:t xml:space="preserve">Phần lớn các nghiên cứu về I–P trong bối cảnh châu Á tập trung vào Nhật Bản, Hàn Quốc, Đài Loan, và Trung Quốc, trong khi các nền kinh tế chuyển đổi như Việt Nam, Campuchia, Bangladesh, và đặc biệt là các Pacific SIDS, về cơ bản thiếu vắng trong literature. Sự thiếu đại diện này tạo ra khoảng trống nghiêm trọng trong khả năng khái quát hóa lý thuyết, vì các nền kinh tế frontier và SIDS có thể là địa điểm quan trọng để kiểm định điều kiện biên (boundary conditions) của các lý thuyết về I–P.</w:t>
+        <w:t xml:space="preserve">Châu Á là bối cảnh đặc biệt quan trọng và đặc thù trong literature I–P vì nhiều lý do. Thứ nhất, sự đa dạng thể chế trong khu vực là ngoại lệ không có ở bất kỳ khu vực nào khác trên thế giới. Phổ thể chế trải dài từ Singapore với chất lượng quản trị đứng hàng đầu thế giới đến Afghanistan với chất lượng quản trị rất yếu. Khu vực cũng bao gồm cả Nhật Bản với nền kinh tế phát triển hoàn thiện lẫn các Pacific SIDS với quy mô siêu nhỏ và hạ tầng thể chế còn sơ khai (Khanna &amp; Palepu, 2010; Peng, 2003). Thứ hai, tốc độ chuyển đổi số và hội nhập quốc tế không đồng đều giữa các quốc gia trong khu vực. Sự không đồng đều này tạo ra "thí nghiệm tự nhiên" về ảnh hưởng của bối cảnh thể chế và năng lực số đến kết quả quốc tế hóa.</w:t>
+      </w:r>
+    </w:p>
+    <w:p>
+      <w:pPr>
+        <w:pStyle w:val="BodyText"/>
+      </w:pPr>
+      <w:r>
+        <w:t xml:space="preserve">Do và Phan (2026a) là nghiên cứu thực nghiệm multi-country quy mô lớn nhất hiện có về I–P trong bối cảnh châu Á mới nổi. Nghiên cứu phân tích 40.633 doanh nghiệp từ 17 nền kinh tế châu Á sử dụng dữ liệu WBES. Nghiên cứu tìm thấy hai phát hiện chính. Thứ nhất, tồn tại phân tầng năng suất rõ rệt giữa nhóm Chinese economies, South Asia và ASEAN, phản ánh sự dị biệt thể chế và năng lực giữa các nhóm. Thứ hai, việc áp dụng công nghệ vừa làm tăng năng suất lao động trực tiếp vừa làm suy giảm đáng kể tác động bất lợi của các rào cản thể chế. Phát hiện này được gọi là "hiệu ứng lá chắn số" (digital shield effect). Do và Phan (2026g) kiểm định cụ thể với dữ liệu doanh nghiệp Trung Quốc và tìm thấy cấu trúc cubic inverted-U với ngưỡng FSTS tối ưu khoảng 47,8%. Đây là điểm turning point khá thấp so với các nền kinh tế tiên tiến. Luận án kế thừa và mở rộng các kết quả này trên pool đầy đủ 49 nền kinh tế (bao gồm 9 nền kinh tế đảo nhỏ Thái Bình Dương).</w:t>
+      </w:r>
+    </w:p>
+    <w:p>
+      <w:pPr>
+        <w:pStyle w:val="BodyText"/>
+      </w:pPr>
+      <w:r>
+        <w:t xml:space="preserve">Phần lớn các nghiên cứu về I–P trong bối cảnh châu Á tập trung vào Nhật Bản, Hàn Quốc, Đài Loan, và Trung Quốc. Trong khi đó, các nền kinh tế chuyển đổi như Việt Nam, Campuchia, Bangladesh, và đặc biệt là các Pacific SIDS, về cơ bản thiếu vắng trong literature. Sự thiếu đại diện này tạo ra khoảng trống nghiêm trọng trong khả năng khái quát hóa lý thuyết. Các nền kinh tế frontier và SIDS có thể là địa điểm quan trọng để kiểm định điều kiện biên (boundary conditions) của các lý thuyết về I–P.</w:t>
       </w:r>
     </w:p>
     <w:bookmarkEnd w:id="33"/>
@@ -499,15 +499,15 @@
         <w:pStyle w:val="FirstParagraph"/>
       </w:pPr>
       <w:r>
-        <w:t xml:space="preserve">Sự tích hợp giữa nghiên cứu về năng lực số và I–P relationship là một xu hướng tương đối mới, phát triển mạnh từ 2019 đến nay. Bhandari et al. (2023) phân tích 571 doanh nghiệp sản xuất của Mỹ và tìm thấy rằng năng lực kỹ thuật số (được đo như một composite duy nhất) điều tiết tích cực mối quan hệ I–P, với doanh nghiệp có năng lực số cao hơn thu được lợi ích lớn hơn từ quốc tế hóa. Bustamante et al. (2022) sử dụng mẫu SMEs đa quốc gia và phát hiện rằng công cụ số làm giảm chi phí thâm nhập thị trường nước ngoài, đặc biệt ở các thị trường có khoảng trống thể chế lớn. Chen và Meng (2022) nghiên cứu doanh nghiệp Trung Quốc từ WBES và phát hiện rằng ràng buộc thể chế làm giảm cường độ xuất khẩu, nhưng doanh nghiệp có năng lực số cao hơn có thể vượt qua ràng buộc này hiệu quả hơn.</w:t>
-      </w:r>
-    </w:p>
-    <w:p>
-      <w:pPr>
-        <w:pStyle w:val="BodyText"/>
-      </w:pPr>
-      <w:r>
-        <w:t xml:space="preserve">Tuy nhiên, phần lớn các nghiên cứu hiện tại không phân biệt TCI và DAI, xử lý năng lực số như một khái niệm đơn nhất. Hậu quả lý thuyết của sự đồng nhất không hợp lý này là không thể phân tách được hai cơ chế vận hành khác nhau: chiều sâu năng lực tổ chức (TCI) và khả năng phối hợp kỹ thuật số bề mặt (DAI). Sự không phân biệt này làm mờ đi cơ chế tác động và dẫn đến kết luận không thể áp dụng trực tiếp vào thực tiễn chính sách và quản trị doanh nghiệp.</w:t>
+        <w:t xml:space="preserve">Sự tích hợp giữa nghiên cứu về năng lực số và I–P relationship là một xu hướng tương đối mới, phát triển mạnh từ 2019 đến nay. Bhandari et al. (2023) phân tích 571 doanh nghiệp sản xuất của Mỹ và tìm thấy rằng năng lực kỹ thuật số (được đo như một composite duy nhất) điều tiết tích cực mối quan hệ I–P. Doanh nghiệp có năng lực số cao hơn thu được lợi ích lớn hơn từ quốc tế hóa. Bustamante et al. (2022) sử dụng mẫu SMEs đa quốc gia và phát hiện rằng công cụ số làm giảm chi phí thâm nhập thị trường nước ngoài, đặc biệt ở các thị trường có khoảng trống thể chế lớn. Chen và Meng (2022) nghiên cứu doanh nghiệp Trung Quốc từ WBES và phát hiện rằng ràng buộc thể chế làm giảm cường độ xuất khẩu. Tuy nhiên, doanh nghiệp có năng lực số cao hơn có thể vượt qua ràng buộc này hiệu quả hơn.</w:t>
+      </w:r>
+    </w:p>
+    <w:p>
+      <w:pPr>
+        <w:pStyle w:val="BodyText"/>
+      </w:pPr>
+      <w:r>
+        <w:t xml:space="preserve">Dẫu vậy, phần lớn các nghiên cứu hiện tại không phân biệt TCI và DAI, xử lý năng lực số như một khái niệm đơn nhất. Hậu quả lý thuyết của sự đồng nhất không hợp lý này là không thể phân tách được hai cơ chế vận hành khác nhau: chiều sâu năng lực tổ chức (TCI) và khả năng phối hợp kỹ thuật số bề mặt (DAI). Sự không phân biệt này làm mờ đi cơ chế tác động và dẫn đến kết luận không thể áp dụng trực tiếp vào thực tiễn chính sách và quản trị doanh nghiệp.</w:t>
       </w:r>
     </w:p>
     <w:p>
@@ -551,7 +551,7 @@
         <w:t xml:space="preserve"> </w:t>
       </w:r>
       <w:r>
-        <w:t xml:space="preserve">Các meta-analyses nhất quán cho thấy I² &gt; 80%, tức hơn 80% biến thiên trong effect size không được giải thích bởi sai số ngẫu nhiên mà bởi sự khác biệt có hệ thống giữa các bối cảnh (Bausch &amp; Krist, 2007; Marano et al., 2016). Tuy nhiên, hầu hết các nghiên cứu thực nghiệm hiện tại chỉ kiểm định một hoặc hai moderator từ một lý thuyết đơn lẻ, không có khả năng giải thích đồng thời heterogeneity do bối cảnh thể chế, năng lực doanh nghiệp, và đặc điểm lãnh đạo tạo ra. Không có lý thuyết đơn lẻ nào, dù là Uppsala, RBV, Institutional Theory, hay Upper Echelons Theory, đủ để giải thích đầy đủ sự phức tạp của I–P relationship trong bối cảnh đa quốc gia đa dạng như châu Á. Khoảng trống này đòi hỏi một khung tích hợp đa tầng, trong đó các lý thuyết bổ sung cho nhau thay vì cạnh tranh nhau.</w:t>
+        <w:t xml:space="preserve">Các meta-analyses nhất quán cho thấy I² &gt; 80%. Hơn 80% biến thiên trong effect size không được giải thích bởi sai số ngẫu nhiên mà bởi sự khác biệt có hệ thống giữa các bối cảnh (Bausch &amp; Krist, 2007; Marano et al., 2016). Dẫu vậy, hầu hết các nghiên cứu thực nghiệm hiện tại chỉ kiểm định một hoặc hai moderator từ một lý thuyết đơn lẻ. Cách tiếp cận này không có khả năng giải thích đồng thời heterogeneity do bối cảnh thể chế, năng lực doanh nghiệp, và đặc điểm lãnh đạo tạo ra. Không có lý thuyết đơn lẻ nào, dù là Uppsala, RBV, Institutional Theory, hay Upper Echelons Theory, đủ để giải thích đầy đủ sự phức tạp của I–P relationship trong bối cảnh đa quốc gia đa dạng như châu Á. Khoảng trống này đòi hỏi một khung tích hợp đa tầng, trong đó các lý thuyết bổ sung cho nhau thay vì cạnh tranh nhau.</w:t>
       </w:r>
     </w:p>
     <w:p>
@@ -587,15 +587,15 @@
         <w:t xml:space="preserve"> </w:t>
       </w:r>
       <w:r>
-        <w:t xml:space="preserve">Mặc dù châu Á là khu vực kinh tế năng động và đa dạng nhất thế giới, literature về I–P vẫn thiếu bằng chứng đa quốc gia bao quát đủ rộng để kiểm định khả năng tổng quát hóa của các lý thuyết. Pool 17 nước của Do và Phan (2026a) là baseline lớn nhất hiện có trong literature về châu Á, nhưng vẫn chưa bao gồm các nền kinh tế frontier và Pacific SIDS, những địa điểm rất quan trọng để kiểm định boundary conditions. Thiếu vắng các bằng chứng này khiến cho các lý thuyết về I–P, vốn được xây dựng chủ yếu trên dữ liệu từ Nhật Bản, Hàn Quốc, và các nền kinh tế tiên tiến, có nguy cơ bị áp dụng sai trong bối cảnh các nền kinh tế đang phát triển và chuyển đổi ở châu Á.</w:t>
-      </w:r>
-    </w:p>
-    <w:p>
-      <w:pPr>
-        <w:pStyle w:val="BodyText"/>
-      </w:pPr>
-      <w:r>
-        <w:t xml:space="preserve">Ba khoảng trống này hội tụ vào một hướng giải quyết chung: cần phát triển và kiểm định một khung giải thích tích hợp đa tầng (multi-tier integrated framework) trên dữ liệu đa quốc gia đủ rộng và đủ đa dạng về thể chế để bao phủ toàn bộ gradient thể chế của châu Á. Luận án đề xuất khung CDCM (Context-Contingent Digital-and-Capability Model), là khung lý thuyết tích hợp đa tầng kết hợp bối cảnh thể chế (tầng vĩ mô, vận hành hóa bằng ICRV), năng lực doanh nghiệp với TCI và DAI riêng biệt (tầng tổ chức), đặc điểm nhà quản trị cấp cao (tầng cá nhân), và lớp mở rộng digital capability lens. Trong khung này, FSTS là biến độc lập chính và hiệu quả doanh nghiệp (labor productivity) là biến phụ thuộc.</w:t>
+        <w:t xml:space="preserve">Mặc dù châu Á là khu vực kinh tế năng động và đa dạng nhất thế giới, literature về I–P vẫn thiếu bằng chứng đa quốc gia bao quát đủ rộng để kiểm định khả năng tổng quát hóa của các lý thuyết. Pool 17 nước của Do và Phan (2026a) là baseline lớn nhất hiện có trong literature về châu Á. Tuy vậy, pool này vẫn chưa bao gồm các nền kinh tế frontier và Pacific SIDS, những địa điểm rất quan trọng để kiểm định boundary conditions. Thiếu vắng các bằng chứng này khiến cho các lý thuyết về I–P, vốn được xây dựng chủ yếu trên dữ liệu từ Nhật Bản, Hàn Quốc, và các nền kinh tế tiên tiến, có nguy cơ bị áp dụng sai trong bối cảnh các nền kinh tế đang phát triển và chuyển đổi ở châu Á.</w:t>
+      </w:r>
+    </w:p>
+    <w:p>
+      <w:pPr>
+        <w:pStyle w:val="BodyText"/>
+      </w:pPr>
+      <w:r>
+        <w:t xml:space="preserve">Ba khoảng trống này hội tụ vào một hướng giải quyết chung. Cần phát triển và kiểm định một khung giải thích tích hợp đa tầng (multi-tier integrated framework) trên dữ liệu đa quốc gia đủ rộng và đủ đa dạng về thể chế để bao phủ toàn bộ gradient thể chế của châu Á. Luận án đề xuất khung CDCM (Context-Contingent Digital-and-Capability Model). Đây là khung lý thuyết tích hợp đa tầng. CDCM kết hợp bối cảnh thể chế (tầng vĩ mô, vận hành hóa bằng ICRV), năng lực doanh nghiệp với TCI và DAI riêng biệt (tầng tổ chức), đặc điểm nhà quản trị cấp cao (tầng cá nhân), và lớp mở rộng digital capability lens. Trong khung này, FSTS là biến độc lập chính và hiệu quả doanh nghiệp (labor productivity) là biến phụ thuộc.</w:t>
       </w:r>
     </w:p>
     <w:p>
@@ -607,13 +607,13 @@
           <w:bCs/>
           <w:b/>
         </w:rPr>
-        <w:t xml:space="preserve">Từ khoảng trống đến Nghiên cứu P7 — Kiểm định CDCM trên 49 nền kinh tế châu Á.</w:t>
+        <w:t xml:space="preserve">Từ khoảng trống đến Nghiên cứu P7: Kiểm định CDCM trên 49 nền kinh tế châu Á.</w:t>
       </w:r>
       <w:r>
         <w:t xml:space="preserve"> </w:t>
       </w:r>
       <w:r>
-        <w:t xml:space="preserve">Khoảng trống thứ nhất và thứ ba hội tụ vào một câu hỏi kiểm định trực tiếp: liệu CDCM có thể giải thích đồng thời heterogeneity I–P khi kiểm soát đầy đủ cả ba tầng trong một mô hình tích hợp ở quy mô đủ rộng để bao phủ toàn bộ gradient ICRV không? Literature hiện tại chưa có bằng chứng kiểm định đồng thời năm moderator chính (TCI, DAI, kinh nghiệm quản trị, giới tính nhà quản trị, ICRV) trong một mô hình hồi quy đơn lẻ trên dữ liệu đa quốc gia quy mô lớn. Do và Phan (2026d) — Nghiên cứu P7, lấp đầy khoảng trống này bằng dữ liệu WBES từ 49 nền kinh tế (N = 84.910–91.982 doanh nghiệp, 102 country-year waves), bao phủ toàn bộ gradient ICRV từ nhóm tiên tiến đến SIDS, kiểm định đồng thời H1–H6 với country-year fixed effects. Kết quả turning point trung bình ~36% FSTS tại P7, thấp hơn P3 Vietnam (~40%) và P5 Trung Quốc (~49%), xác nhận ICRV điều tiết vị trí turning point theo gradient dự đoán lý thuyết, đóng góp bằng chứng kiểm định tích hợp đầu tiên cho CDCM ở cấp độ liên quốc gia quy mô lớn.</w:t>
+        <w:t xml:space="preserve">Khoảng trống thứ nhất và thứ ba hội tụ vào một câu hỏi kiểm định trực tiếp. Liệu CDCM có thể giải thích đồng thời heterogeneity I–P khi kiểm soát đầy đủ cả ba tầng trong một mô hình tích hợp ở quy mô đủ rộng để bao phủ toàn bộ gradient ICRV không? Literature hiện tại chưa có bằng chứng kiểm định đồng thời năm moderator chính (TCI, DAI, kinh nghiệm quản trị, giới tính nhà quản trị, ICRV) trong một mô hình hồi quy đơn lẻ trên dữ liệu đa quốc gia quy mô lớn. Do và Phan (2026d), tức Nghiên cứu P7, lấp đầy khoảng trống này bằng dữ liệu WBES từ 49 nền kinh tế (N = 84.910–91.982 doanh nghiệp, 102 country-year waves). Nghiên cứu bao phủ toàn bộ gradient ICRV từ nhóm tiên tiến đến SIDS, kiểm định đồng thời H1–H6 với country-year fixed effects. Kết quả turning point trung bình ~36% FSTS tại P7, thấp hơn P3 Vietnam (~40%) và P5 Trung Quốc (~49%). Kết quả này xác nhận ICRV điều tiết vị trí turning point theo gradient dự đoán lý thuyết. Đây là bằng chứng kiểm định tích hợp đầu tiên cho CDCM ở cấp độ liên quốc gia quy mô lớn.</w:t>
       </w:r>
     </w:p>
     <w:p>
@@ -625,13 +625,13 @@
           <w:bCs/>
           <w:b/>
         </w:rPr>
-        <w:t xml:space="preserve">Từ khoảng trống đến Nghiên cứu P8 — Kiểm định điều kiện biên FIP tại Pacific SIDS.</w:t>
+        <w:t xml:space="preserve">Từ khoảng trống đến Nghiên cứu P8: Kiểm định điều kiện biên FIP tại Pacific SIDS.</w:t>
       </w:r>
       <w:r>
         <w:t xml:space="preserve"> </w:t>
       </w:r>
       <w:r>
-        <w:t xml:space="preserve">Khoảng trống thứ ba không chỉ đòi hỏi mở rộng phạm vi địa lý mà còn đòi hỏi kiểm định điều kiện biên lý thuyết cực trị: liệu có tồn tại bối cảnh nơi inverted-U hoàn toàn sụp đổ thành quan hệ âm đơn điệu? Không có nghiên cứu nào trong literature I–P hiện tại kiểm định "Forced Internationalization Penalty" (FIP), bối cảnh mà quốc tế hóa là gánh nặng sinh tồn, không phải lựa chọn chiến lược dựa trên lợi thế cạnh tranh. Do và Phan (2026b) — Nghiên cứu P8, kiểm định H1b bằng dữ liệu WBES từ các nền kinh tế Pacific SIDS (Fiji, Tonga, Solomon Islands, Vanuatu, Samoa), nơi ba điều kiện cấu trúc cơ bản của inverted-U đồng thời bị vi phạm: thị trường nội địa cực nhỏ, chi phí logistics cao bất thường, và hỗ trợ thể chế cho xuất khẩu gần như không tồn tại. Kết quả P8 xác định boundary condition cực trị của CDCM: điểm nơi lý thuyết đường cong chữ U ngược không còn ứng dụng được.</w:t>
+        <w:t xml:space="preserve">Khoảng trống thứ ba không chỉ đòi hỏi mở rộng phạm vi địa lý mà còn đòi hỏi kiểm định điều kiện biên lý thuyết cực trị. Liệu có tồn tại bối cảnh nơi inverted-U hoàn toàn sụp đổ thành quan hệ âm đơn điệu? Không có nghiên cứu nào trong literature I–P hiện tại kiểm định "Forced Internationalization Penalty" (FIP), tức bối cảnh mà quốc tế hóa là gánh nặng sinh tồn, không phải lựa chọn chiến lược dựa trên lợi thế cạnh tranh. Do và Phan (2026b), tức Nghiên cứu P8, kiểm định H1b bằng dữ liệu WBES từ các nền kinh tế Pacific SIDS (Fiji, Tonga, Solomon Islands, Vanuatu, Samoa). Ở đây ba điều kiện cấu trúc cơ bản của inverted-U đồng thời bị vi phạm: thị trường nội địa cực nhỏ, chi phí logistics cao bất thường, và hỗ trợ thể chế cho xuất khẩu gần như không tồn tại. Kết quả P8 xác định boundary condition cực trị của CDCM: điểm nơi lý thuyết đường cong chữ U ngược không còn ứng dụng được.</w:t>
       </w:r>
     </w:p>
     <w:p>
@@ -673,15 +673,15 @@
         <w:pStyle w:val="BodyText"/>
       </w:pPr>
       <w:r>
-        <w:t xml:space="preserve">Tầng vĩ mô, bối cảnh thể chế, được vận hành hóa bằng khung ICRV với sáu sub-regime theo gradient từ Advanced Innovation-Driven đến Pacific SIDS. Ở tầng này, ICRV điều tiết mối quan hệ I–P thông qua hai cơ chế: (i) mức độ khoảng trống thể chế (institutional voids) ảnh hưởng đến chi phí giao dịch xuyên biên giới; và (ii) chất lượng thể chế ảnh hưởng đến khả năng doanh nghiệp khai thác lợi ích từ quốc tế hóa. Ở các nền kinh tế frontier và SIDS, khoảng trống thể chế rất lớn có thể đảo ngược quan hệ I–P, biến lợi ích tiềm năng thành tổn thất thực tế (Do &amp; Phan, 2026b).</w:t>
-      </w:r>
-    </w:p>
-    <w:p>
-      <w:pPr>
-        <w:pStyle w:val="BodyText"/>
-      </w:pPr>
-      <w:r>
-        <w:t xml:space="preserve">Tầng tổ chức, năng lực doanh nghiệp, bao gồm TCI và DAI như hai moderator độc lập với cơ chế tác động khác nhau. TCI đóng vai trò như một "nâng đỡ mặt bằng" (level shifter): doanh nghiệp có TCI cao sẽ đạt hiệu quả cao hơn ở mọi mức độ FSTS, và đặc biệt có khả năng khai thác lợi ích quốc tế hóa tốt hơn nhờ năng lực hấp thụ tri thức và công nghệ từ thị trường nước ngoài. DAI, ngược lại, đóng vai trò là "bộ đệm phối hợp số" (digital coordination buffer): ở mức FSTS cao, DAI giúp giảm chi phí điều phối xuyên biên giới, làm chuyển dịch điểm turning point sang phải và kéo dài giai đoạn lợi ích dương của quan hệ I–P.</w:t>
+        <w:t xml:space="preserve">Tầng vĩ mô (bối cảnh thể chế) được vận hành hóa bằng khung ICRV với sáu sub-regime theo gradient từ Advanced Innovation-Driven đến Pacific SIDS. Ở tầng này, ICRV điều tiết mối quan hệ I–P thông qua hai cơ chế. Thứ nhất, mức độ khoảng trống thể chế (institutional voids) ảnh hưởng đến chi phí giao dịch xuyên biên giới. Thứ hai, chất lượng thể chế ảnh hưởng đến khả năng doanh nghiệp khai thác lợi ích từ quốc tế hóa. Ở các nền kinh tế frontier và SIDS, khoảng trống thể chế rất lớn có thể đảo ngược quan hệ I–P, biến lợi ích tiềm năng thành tổn thất thực tế (Do &amp; Phan, 2026b).</w:t>
+      </w:r>
+    </w:p>
+    <w:p>
+      <w:pPr>
+        <w:pStyle w:val="BodyText"/>
+      </w:pPr>
+      <w:r>
+        <w:t xml:space="preserve">Tầng tổ chức (năng lực doanh nghiệp) bao gồm TCI và DAI như hai moderator độc lập với cơ chế tác động khác nhau. TCI đóng vai trò như một "nâng đỡ mặt bằng" (level shifter). Doanh nghiệp có TCI cao sẽ đạt hiệu quả cao hơn ở mọi mức độ FSTS. Doanh nghiệp loại này có khả năng khai thác lợi ích quốc tế hóa tốt hơn nhờ năng lực hấp thụ tri thức và công nghệ từ thị trường nước ngoài. Ngược lại, DAI đóng vai trò là "bộ đệm phối hợp số" (digital coordination buffer). Ở mức FSTS cao, DAI giúp giảm chi phí điều phối xuyên biên giới, làm chuyển dịch điểm turning point sang phải và kéo dài giai đoạn lợi ích dương của quan hệ I–P.</w:t>
       </w:r>
     </w:p>
     <w:p>
@@ -697,7 +697,7 @@
         <w:pStyle w:val="BodyText"/>
       </w:pPr>
       <w:r>
-        <w:t xml:space="preserve">Ngoài các cơ chế điều tiết, mô hình còn bao gồm một yếu tố động thái quan trọng: hình dạng phi tuyến của quan hệ I–P (turning point của inverted-U) không cố định theo thời gian mà có thể thay đổi khi bối cảnh thể chế và năng lực doanh nghiệp thay đổi theo chiều dọc, đặc biệt rõ rệt ở các nền kinh tế chuyển đổi nhanh như Trung Quốc.</w:t>
+        <w:t xml:space="preserve">Ngoài các cơ chế điều tiết, mô hình còn bao gồm một yếu tố động thái quan trọng. Hình dạng phi tuyến của quan hệ I–P (turning point của inverted-U) không cố định theo thời gian. Vị trí turning point có thể thay đổi khi bối cảnh thể chế và năng lực doanh nghiệp thay đổi theo chiều dọc. Hiện tượng này đặc biệt rõ rệt ở các nền kinh tế chuyển đổi nhanh như Trung Quốc.</w:t>
       </w:r>
     </w:p>
     <w:bookmarkEnd w:id="37"/>
@@ -715,7 +715,7 @@
         <w:pStyle w:val="FirstParagraph"/>
       </w:pPr>
       <w:r>
-        <w:t xml:space="preserve">Trên cơ sở lý thuyết từ Uppsala về chi phí thâm nhập giai đoạn đầu, RBV về lợi thế cạnh tranh tích lũy ở giai đoạn trung, và lý thuyết chi phí giao dịch về sự phức tạp điều phối ở giai đoạn mở rộng quá mức, giả thuyết H1 được phát biểu như sau. Quan hệ giữa mức độ quốc tế hóa và hiệu quả hoạt động của các doanh nghiệp ở các quốc gia châu Á có dạng phi tuyến chữ U ngược, với một điểm turning point tối ưu trước khi chi phí điều phối và bất định vượt qua lợi ích từ mở rộng thị trường quốc tế. Cơ sở lý thuyết trực tiếp bao gồm mô hình S-curve của Lu và Beamish (2004), lý thuyết ba giai đoạn của Contractor et al. (2003), và bằng chứng inverted-U ban đầu của Hitt et al. (1997).</w:t>
+        <w:t xml:space="preserve">Giả thuyết H1 được xây dựng trên ba nền tảng lý thuyết. Đó là Uppsala về chi phí thâm nhập giai đoạn đầu, RBV về lợi thế cạnh tranh tích lũy ở giai đoạn trung, và lý thuyết chi phí giao dịch về sự phức tạp điều phối ở giai đoạn mở rộng quá mức. H1 được phát biểu như sau. Quan hệ giữa mức độ quốc tế hóa và hiệu quả hoạt động của các doanh nghiệp ở các quốc gia châu Á có dạng phi tuyến chữ U ngược. Đường cong có một điểm turning point tối ưu trước khi chi phí điều phối và bất định vượt qua lợi ích từ mở rộng thị trường quốc tế. Cơ sở lý thuyết trực tiếp bao gồm mô hình S-curve của Lu và Beamish (2004), lý thuyết ba giai đoạn của Contractor et al. (2003), và bằng chứng inverted-U ban đầu của Hitt et al. (1997).</w:t>
       </w:r>
     </w:p>
     <w:bookmarkEnd w:id="38"/>
@@ -733,15 +733,15 @@
         <w:pStyle w:val="FirstParagraph"/>
       </w:pPr>
       <w:r>
-        <w:t xml:space="preserve">H1 dự báo quan hệ chữ U ngược, tức là tồn tại một mức FSTS tối ưu mà dưới ngưỡng đó quốc tế hóa tạo ra lợi ích, và trên ngưỡng đó chi phí điều phối vượt qua lợi ích học hỏi. Tuy nhiên, lý thuyết dự đoán này ngầm giả định rằng ba điều kiện cấu trúc cơ bản được đáp ứng: (i) tồn tại thị trường nội địa đủ lớn để doanh nghiệp có nền tảng hiệu suất và thanh khoản trước khi xuất khẩu; (ii) chi phí thương mại ở mức chấp nhận được, cho phép cân nhắc kinh tế hợp lý; và (iii) tồn tại hỗ trợ thể chế tối thiểu cho hoạt động trao đổi quốc tế.</w:t>
-      </w:r>
-    </w:p>
-    <w:p>
-      <w:pPr>
-        <w:pStyle w:val="BodyText"/>
-      </w:pPr>
-      <w:r>
-        <w:t xml:space="preserve">Tại các nền kinh tế Pacific SIDS (Nhóm VI ICRV), cả ba điều kiện này đồng thời bị vi phạm: thị trường nội địa cực nhỏ buộc các doanh nghiệp phải xuất khẩu không phải vì có lợi thế cạnh tranh mà vì thiếu cầu nội địa đủ lớn để duy trì hoạt động (xuất khẩu bắt buộc); chi phí hậu cần và vận chuyển cực cao do địa lý đảo xa và phân tán làm suy giảm biên lợi nhuận ở mọi mức FSTS; và hỗ trợ thể chế (logistics, tài chính thương mại, năng lực xúc tiến xuất khẩu) thiếu hụt nghiêm trọng. Khi ba điều kiện này đồng thời không được đáp ứng, quan hệ I→P không chỉ mất đi phần lợi ích giai đoạn đầu của chữ U ngược mà có thể chuyển thành</w:t>
+        <w:t xml:space="preserve">H1 dự báo quan hệ chữ U ngược, tức là tồn tại một mức FSTS tối ưu mà dưới ngưỡng đó quốc tế hóa tạo ra lợi ích, và trên ngưỡng đó chi phí điều phối vượt qua lợi ích học hỏi. Dẫu vậy, lý thuyết dự đoán này ngầm giả định rằng ba điều kiện cấu trúc cơ bản được đáp ứng. Thứ nhất, tồn tại thị trường nội địa đủ lớn để doanh nghiệp có nền tảng hiệu suất và thanh khoản trước khi xuất khẩu. Thứ hai, chi phí thương mại ở mức chấp nhận được, cho phép cân nhắc kinh tế hợp lý. Thứ ba, tồn tại hỗ trợ thể chế tối thiểu cho hoạt động trao đổi quốc tế.</w:t>
+      </w:r>
+    </w:p>
+    <w:p>
+      <w:pPr>
+        <w:pStyle w:val="BodyText"/>
+      </w:pPr>
+      <w:r>
+        <w:t xml:space="preserve">Tại các nền kinh tế Pacific SIDS (Nhóm VI ICRV), cả ba điều kiện này đồng thời bị vi phạm. Thị trường nội địa cực nhỏ buộc các doanh nghiệp phải xuất khẩu không phải vì có lợi thế cạnh tranh mà vì thiếu cầu nội địa đủ lớn để duy trì hoạt động (xuất khẩu bắt buộc). Chi phí hậu cần và vận chuyển cực cao do địa lý đảo xa và phân tán làm suy giảm biên lợi nhuận ở mọi mức FSTS. Bên cạnh đó, hỗ trợ thể chế (logistics, tài chính thương mại, năng lực xúc tiến xuất khẩu) thiếu hụt nghiêm trọng. Khi ba điều kiện này đồng thời không được đáp ứng, quan hệ I→P không chỉ mất đi phần lợi ích giai đoạn đầu của chữ U ngược. Quan hệ này có thể chuyển thành</w:t>
       </w:r>
       <w:r>
         <w:t xml:space="preserve"> </w:t>
@@ -754,7 +754,7 @@
         <w:t xml:space="preserve">quan hệ âm đơn điệu không có điểm uốn</w:t>
       </w:r>
       <w:r>
-        <w:t xml:space="preserve">, tức là điều kiện biên lý thuyết nơi mọi mức độ quốc tế hóa đều gây tổn hại đến hiệu quả doanh nghiệp.</w:t>
+        <w:t xml:space="preserve">, tức điều kiện biên lý thuyết nơi mọi mức độ quốc tế hóa đều gây tổn hại đến hiệu quả doanh nghiệp.</w:t>
       </w:r>
     </w:p>
     <w:p>
@@ -775,7 +775,7 @@
         <w:t xml:space="preserve">âm đơn điệu</w:t>
       </w:r>
       <w:r>
-        <w:t xml:space="preserve">, không có điểm turning point trong phạm vi dữ liệu, phản ánh gánh nặng quốc tế hóa bắt buộc (Forced Internationalization Penalty, FIP) nơi doanh nghiệp xuất khẩu để sinh tồn chứ không phải để khai thác lợi thế cạnh tranh. Cơ sở lý thuyết bao gồm Institutional Theory (North, 1990), lý thuyết chi phí giao dịch (Williamson, 1985), Khanna và Palepu (2010) về institutional voids, và Lall (2004) về SIDS structural constraints.</w:t>
+        <w:t xml:space="preserve">, không có điểm turning point trong phạm vi dữ liệu. Quan hệ này phản ánh gánh nặng quốc tế hóa bắt buộc (Forced Internationalization Penalty, FIP), nơi doanh nghiệp xuất khẩu để sinh tồn chứ không phải để khai thác lợi thế cạnh tranh. Cơ sở lý thuyết bao gồm Institutional Theory (North, 1990), lý thuyết chi phí giao dịch (Williamson, 1985), Khanna và Palepu (2010) về institutional voids, và Lall (2004) về SIDS structural constraints.</w:t>
       </w:r>
     </w:p>
     <w:bookmarkEnd w:id="39"/>
@@ -793,7 +793,7 @@
         <w:pStyle w:val="FirstParagraph"/>
       </w:pPr>
       <w:r>
-        <w:t xml:space="preserve">Dựa trên RBV (Barney, 1991) và lý thuyết năng lực động (Teece et al., 1997), năng lực công nghệ là một nguồn lực VRIN giúp doanh nghiệp khai thác lợi ích từ quốc tế hóa hiệu quả hơn. Giả thuyết H2 được phát biểu như sau. Năng lực công nghệ (TCI) làm gia tăng tác động tích cực của quốc tế hóa lên hiệu quả hoạt động của doanh nghiệp, bằng cách nâng mặt bằng hiệu quả tổng thể và làm giảm chi phí học hỏi thị trường quốc tế, do đó làm dịch chuyển đường quan hệ I–P lên cao hơn và có thể điều chỉnh vị trí của điểm turning point. Cơ sở lý thuyết bao gồm Barney (1991), Teece et al. (1997), và Bhandari et al. (2023).</w:t>
+        <w:t xml:space="preserve">Dựa trên RBV (Barney, 1991) và lý thuyết năng lực động (Teece et al., 1997), năng lực công nghệ là một nguồn lực VRIN giúp doanh nghiệp khai thác lợi ích từ quốc tế hóa hiệu quả hơn. Giả thuyết H2 được phát biểu như sau. Năng lực công nghệ (TCI) làm gia tăng tác động tích cực của quốc tế hóa lên hiệu quả hoạt động của doanh nghiệp. TCI hoạt động bằng cách nâng mặt bằng hiệu quả tổng thể và làm giảm chi phí học hỏi thị trường quốc tế. Cơ chế này làm dịch chuyển đường quan hệ I–P lên cao hơn và có thể điều chỉnh vị trí của điểm turning point. Cơ sở lý thuyết bao gồm Barney (1991), Teece et al. (1997), và Bhandari et al. (2023).</w:t>
       </w:r>
     </w:p>
     <w:bookmarkEnd w:id="40"/>
@@ -811,7 +811,7 @@
         <w:pStyle w:val="FirstParagraph"/>
       </w:pPr>
       <w:r>
-        <w:t xml:space="preserve">Phân biệt rõ với H2, DAI không có chiều sâu năng lực tổ chức như TCI nhưng có vai trò giảm thiểu chi phí phối hợp xuyên biên giới ở mức xuất khẩu cao. Giả thuyết H3 được phát biểu như sau. Chỉ số chấp nhận số (DAI) điều tiết mối quan hệ I–P, với vai trò bổ trợ rõ rệt hơn ở mức export intensity cao khi DAI giúp giảm chi phí phối hợp giao dịch xuyên biên giới, theo đó DAI làm thay đổi độ dốc của đường quan hệ I–P chứ không nhất thiết nâng mặt bằng hiệu quả như TCI. Cơ sở lý thuyết bao gồm Verhoef et al. (2021), Stallkamp và Schotter (2021), và Bustamante et al. (2022). Sự phân biệt cơ chế tác động giữa H2 và H3 là đóng góp lý thuyết quan trọng, cho phép phân tách TCI và DAI trong mô hình hồi quy thực nghiệm.</w:t>
+        <w:t xml:space="preserve">Phân biệt rõ với H2, DAI không có chiều sâu năng lực tổ chức như TCI nhưng có vai trò giảm thiểu chi phí phối hợp xuyên biên giới ở mức xuất khẩu cao. Giả thuyết H3 được phát biểu như sau. Chỉ số chấp nhận số (DAI) điều tiết mối quan hệ I–P, với vai trò bổ trợ rõ rệt hơn ở mức export intensity cao. Ở mức xuất khẩu này, DAI giúp giảm chi phí phối hợp giao dịch xuyên biên giới. Theo đó, DAI làm thay đổi độ dốc của đường quan hệ I–P chứ không nhất thiết nâng mặt bằng hiệu quả như TCI. Cơ sở lý thuyết bao gồm Verhoef et al. (2021), Stallkamp và Schotter (2021), và Bustamante et al. (2022). Sự phân biệt cơ chế tác động giữa H2 và H3 là đóng góp lý thuyết quan trọng, cho phép phân tách TCI và DAI trong mô hình hồi quy thực nghiệm.</w:t>
       </w:r>
     </w:p>
     <w:bookmarkEnd w:id="41"/>
@@ -829,7 +829,7 @@
         <w:pStyle w:val="FirstParagraph"/>
       </w:pPr>
       <w:r>
-        <w:t xml:space="preserve">Dựa trên Upper Echelons Theory (Hambrick &amp; Mason, 1984; Hambrick, 2007), quyết định chiến lược quốc tế hóa và khả năng chuyển hóa nó thành hiệu quả phụ thuộc vào đặc điểm nhận thức và kinh nghiệm của nhà quản trị. Giả thuyết H4 được phát biểu như sau. Kinh nghiệm quản trị và giới tính nữ của nhà quản trị cấp cao làm mạnh hơn tác động tích cực của quốc tế hóa lên hiệu quả hoạt động, thông qua cơ chế nâng cao nhận thức chiến lược quốc tế và quản trị rủi ro thận trọng hơn trong quá trình mở rộng quốc tế. Cơ sở lý thuyết bao gồm Hambrick và Mason (1984), Hsu et al. (2013), và Post và Byron (2015).</w:t>
+        <w:t xml:space="preserve">Dựa trên Upper Echelons Theory (Hambrick &amp; Mason, 1984; Hambrick, 2007), quyết định chiến lược quốc tế hóa và khả năng chuyển hóa nó thành hiệu quả phụ thuộc vào đặc điểm nhận thức và kinh nghiệm của nhà quản trị. Giả thuyết H4 được phát biểu như sau. Kinh nghiệm quản trị và giới tính nữ của nhà quản trị cấp cao làm mạnh hơn tác động tích cực của quốc tế hóa lên hiệu quả hoạt động. Cơ chế tác động là nâng cao nhận thức chiến lược quốc tế và quản trị rủi ro thận trọng hơn trong quá trình mở rộng quốc tế. Cơ sở lý thuyết bao gồm Hambrick và Mason (1984), Hsu et al. (2013), và Post và Byron (2015).</w:t>
       </w:r>
     </w:p>
     <w:bookmarkEnd w:id="42"/>
@@ -847,7 +847,7 @@
         <w:pStyle w:val="FirstParagraph"/>
       </w:pPr>
       <w:r>
-        <w:t xml:space="preserve">Trên cơ sở Institutional Theory (North, 1990; Khanna &amp; Palepu, 2010), chất lượng thể chế tạo ra chi phí giao dịch và rủi ro khác nhau, do đó điều tiết đáng kể mối quan hệ I–P. Giả thuyết H5 được phát biểu như sau. Chất lượng thể chế theo khung ICRV điều tiết tác động của các rào cản thể chế (institutional obstacles) lên hiệu quả hoạt động trong quá trình quốc tế hóa, với chỉ số chấp nhận số (DAI) đóng vai trò "lá chắn số" (digital shield) giúp bù đắp một phần khoảng trống thể chế; cường độ điều tiết này giảm dần theo gradient ICRV từ các nền kinh tế frontier (Nhóm V–VI, điều tiết mạnh nhất) đến các nền kinh tế tiên tiến (Nhóm I, điều tiết yếu nhất). Cơ sở lý thuyết bao gồm North (1990), Khanna và Palepu (2010), và Marano et al. (2016).</w:t>
+        <w:t xml:space="preserve">Trên cơ sở Institutional Theory (North, 1990; Khanna &amp; Palepu, 2010), chất lượng thể chế tạo ra chi phí giao dịch và rủi ro khác nhau, do đó điều tiết đáng kể mối quan hệ I–P. Giả thuyết H5 được phát biểu như sau. Chất lượng thể chế theo khung ICRV điều tiết tác động của các rào cản thể chế (institutional obstacles) lên hiệu quả hoạt động trong quá trình quốc tế hóa. Chỉ số chấp nhận số (DAI) đóng vai trò "lá chắn số" (digital shield) giúp bù đắp một phần khoảng trống thể chế. Cường độ điều tiết này giảm dần theo gradient ICRV từ các nền kinh tế frontier (Nhóm V–VI, điều tiết mạnh nhất) đến các nền kinh tế tiên tiến (Nhóm I, điều tiết yếu nhất). Cơ sở lý thuyết bao gồm North (1990), Khanna và Palepu (2010), và Marano et al. (2016).</w:t>
       </w:r>
     </w:p>
     <w:bookmarkEnd w:id="43"/>
@@ -865,7 +865,7 @@
         <w:pStyle w:val="FirstParagraph"/>
       </w:pPr>
       <w:r>
-        <w:t xml:space="preserve">Dựa trên quan sát về tốc độ chuyển đổi số và thay đổi thể chế rất nhanh ở một số nền kinh tế châu Á, đặc biệt Trung Quốc, quan hệ I–P không nhất thiết ổn định theo thời gian. Giả thuyết H6 được phát biểu như sau. Hình dạng phi tuyến của quan hệ I–P, cụ thể là vị trí của điểm turning point và độ cong của đường quan hệ, thay đổi theo thời gian trong các nền kinh tế chuyển đổi nhanh, phản ánh sự phát triển của năng lực doanh nghiệp và cải thiện điều kiện thể chế qua các giai đoạn. Cơ sở lý thuyết bao gồm Wu et al. (2022), Xiao et al. (2013), và Banalieva và Dhanaraj (2019). Bằng chứng từ Do và Phan (2026g) về sự ổn định tương đối của turning point Trung Quốc giữa 2012 và 2024 (Paternoster z = +0,82, p = .412, không bác bỏ bằng nhau) cung cấp cơ sở thực nghiệm bổ sung cho việc kiểm định H6 ở cấp độ luận án.</w:t>
+        <w:t xml:space="preserve">Dựa trên quan sát về tốc độ chuyển đổi số và thay đổi thể chế rất nhanh ở một số nền kinh tế châu Á, đặc biệt Trung Quốc, quan hệ I–P không nhất thiết ổn định theo thời gian. Giả thuyết H6 được phát biểu như sau. Hình dạng phi tuyến của quan hệ I–P, cụ thể là vị trí của điểm turning point và độ cong của đường quan hệ, thay đổi theo thời gian trong các nền kinh tế chuyển đổi nhanh. Sự thay đổi này phản ánh sự phát triển của năng lực doanh nghiệp và cải thiện điều kiện thể chế qua các giai đoạn. Cơ sở lý thuyết bao gồm Wu et al. (2022), Xiao et al. (2013), và Banalieva và Dhanaraj (2019). Do và Phan (2026g) cung cấp bằng chứng về sự ổn định tương đối của turning point Trung Quốc giữa 2012 và 2024 (Paternoster z = +0,82, p = .412, không bác bỏ bằng nhau). Kết quả này là cơ sở thực nghiệm bổ sung cho việc kiểm định H6 ở cấp độ luận án.</w:t>
       </w:r>
     </w:p>
     <w:p>
@@ -899,23 +899,23 @@
         <w:pStyle w:val="BodyText"/>
       </w:pPr>
       <w:r>
-        <w:t xml:space="preserve">Phần đầu chương xác lập bốn khái niệm cốt lõi: quốc tế hóa doanh nghiệp (đo bằng FSTS), hiệu quả hoạt động (đo bằng labor productivity là chính), năng lực công nghệ (TCI) và chỉ số chấp nhận số (DAI) như hai construct độc lập, và bối cảnh thể chế được vận hành hóa bằng khung ICRV sáu nhóm. Phần lý thuyết nền trình bày và phân tích bốn lý thuyết kinh điển, Uppsala, RBV, Institutional Theory, và Upper Echelons Theory, cùng với lớp mở rộng Digital Capability Lens, xác định vai trò của từng lý thuyết trong khung giải thích tổng thể của luận án.</w:t>
-      </w:r>
-    </w:p>
-    <w:p>
-      <w:pPr>
-        <w:pStyle w:val="BodyText"/>
-      </w:pPr>
-      <w:r>
-        <w:t xml:space="preserve">Tổng quan thực nghiệm cho thấy literature I–P đã phát triển qua ba giai đoạn, từ tuyến tính dương đến phi tuyến đến tập trung vào moderators; các meta-analyses nhất quán cho thấy tác động tổng hợp là dương nhưng nhỏ với I² &gt; 80%, đòi hỏi cách tiếp cận moderator-centric; và bối cảnh châu Á, đặc biệt là các nền kinh tế frontier và SIDS, đang thiếu đại diện nghiêm trọng trong literature.</w:t>
-      </w:r>
-    </w:p>
-    <w:p>
-      <w:pPr>
-        <w:pStyle w:val="BodyText"/>
-      </w:pPr>
-      <w:r>
-        <w:t xml:space="preserve">Ba khoảng trống được xác định: thiếu khung tích hợp đa tầng, sự đồng nhất không hợp lý TCI–DAI, và thiếu bằng chứng cross-country quy mô lớn có cấu trúc cho châu Á. Để lấp đầy ba khoảng trống này, luận án đề xuất khung CDCM và phát triển sáu giả thuyết (H1–H6) bao phủ phi tuyến cơ bản, vai trò của TCI và DAI, vai trò của đặc điểm nhà quản trị, vai trò của thể chế ICRV, và dị biệt thời gian. Chương 3 sẽ trình bày thiết kế phương pháp và chiến lược kiểm định hệ giả thuyết này.</w:t>
+        <w:t xml:space="preserve">Phần đầu chương xác lập bốn khái niệm cốt lõi. Đó là: quốc tế hóa doanh nghiệp (đo bằng FSTS); hiệu quả hoạt động (đo bằng labor productivity là chính); năng lực công nghệ (TCI) và chỉ số chấp nhận số (DAI) như hai construct độc lập. Bối cảnh thể chế được vận hành hóa bằng khung ICRV sáu nhóm. Phần lý thuyết nền trình bày và phân tích bốn lý thuyết kinh điển (Uppsala, RBV, Institutional Theory, và Upper Echelons Theory) cùng với lớp mở rộng Digital Capability Lens. Phần này xác định vai trò của từng lý thuyết trong khung giải thích tổng thể của luận án.</w:t>
+      </w:r>
+    </w:p>
+    <w:p>
+      <w:pPr>
+        <w:pStyle w:val="BodyText"/>
+      </w:pPr>
+      <w:r>
+        <w:t xml:space="preserve">Tổng quan thực nghiệm cho thấy literature I–P đã phát triển qua ba giai đoạn: từ tuyến tính dương đến phi tuyến đến tập trung vào moderators. Các meta-analyses nhất quán cho thấy tác động tổng hợp là dương nhưng nhỏ với I² &gt; 80%, đòi hỏi cách tiếp cận moderator-centric. Bối cảnh châu Á, đặc biệt là các nền kinh tế frontier và SIDS, đang thiếu đại diện nghiêm trọng trong literature.</w:t>
+      </w:r>
+    </w:p>
+    <w:p>
+      <w:pPr>
+        <w:pStyle w:val="BodyText"/>
+      </w:pPr>
+      <w:r>
+        <w:t xml:space="preserve">Ba khoảng trống được xác định: thiếu khung tích hợp đa tầng, sự đồng nhất không hợp lý TCI–DAI, và thiếu bằng chứng cross-country quy mô lớn có cấu trúc cho châu Á. Để lấp đầy ba khoảng trống này, luận án đề xuất khung CDCM và phát triển sáu giả thuyết (H1–H6). Hệ giả thuyết bao phủ phi tuyến cơ bản, vai trò của TCI và DAI, vai trò của đặc điểm nhà quản trị, vai trò của thể chế ICRV, và dị biệt thời gian. Chương 3 sẽ trình bày thiết kế phương pháp và chiến lược kiểm định hệ giả thuyết này.</w:t>
       </w:r>
     </w:p>
     <w:bookmarkEnd w:id="46"/>
